--- a/Arquitectura de Sistemas Computacionales/Clases/Clase 6 - Seguridad en la nube/Taller Clase 6 — Seguridad CloudLite.docx
+++ b/Arquitectura de Sistemas Computacionales/Clases/Clase 6 - Seguridad en la nube/Taller Clase 6 — Seguridad CloudLite.docx
@@ -507,7 +507,7 @@
           <w:color w:val="2B2B2B"/>
           <w:sz w:val="22"/>
         </w:rPr>
-        <w:t>Entrega en ExamLab (examlab.lovable.app/app · módulo Talleres) · domingo 23:59 (regla del Acuerdo). Un envío por equipo.</w:t>
+        <w:t>Entrega en ExamLab (https://examlab.lovable.app/ · módulo Talleres) · domingo 23:59 (regla del Acuerdo). Un envío por equipo.</w:t>
       </w:r>
     </w:p>
     <w:sectPr>

--- a/Arquitectura de Sistemas Computacionales/Clases/Clase 6 - Seguridad en la nube/Taller Clase 6 — Seguridad CloudLite.docx
+++ b/Arquitectura de Sistemas Computacionales/Clases/Clase 6 - Seguridad en la nube/Taller Clase 6 — Seguridad CloudLite.docx
@@ -297,7 +297,7 @@
           <w:color w:val="2B2B2B"/>
           <w:sz w:val="22"/>
         </w:rPr>
-        <w:t>Listen 5 amenazas STRIDE-lite aplicadas a su dominio.</w:t>
+        <w:t>Paso 1: liste 5 amenazas concretas de su dominio, una por cada categoria de STRIDE-lite (suplantacion, manipulacion, divulgacion de informacion, denegacion de servicio y elevacion de privilegios), verificando que cada amenaza nombre el activo afectado de su propio C4 (por ejemplo la Base de datos Citas o el token del estudiante) y que ninguna sea copiada como frase generica de internet.</w:t>
       </w:r>
     </w:p>
     <w:p>
@@ -312,7 +312,7 @@
           <w:color w:val="2B2B2B"/>
           <w:sz w:val="22"/>
         </w:rPr>
-        <w:t>Para cada una: control + dónde se ve en el diagrama.</w:t>
+        <w:t>Paso 2: asigne a cada amenaza un control tecnico y la flecha o zona exacta del diagrama donde se ve ese control, verificando que los 5 controles sean distintos entre si y que al menos uno sea preventivo, uno detectivo y uno de contencion; la tabla completa queda en la seccion Seguridad del informe del PI.</w:t>
       </w:r>
     </w:p>
     <w:p>
@@ -327,7 +327,7 @@
           <w:color w:val="2B2B2B"/>
           <w:sz w:val="22"/>
         </w:rPr>
-        <w:t>Definan política de secretos del repo/Actions.</w:t>
+        <w:t>Paso 3: escriban en ExamLab el diagrama Mermaid de fronteras de confianza con 3 zonas (publica, privada y de datos), los 5 contenedores de la Clase 4 ubicados en su zona, las aristas rotuladas con protocolo y puerto, y una arista punteada de trafico bloqueado, verificando al renderizar que la base de datos y la cola quedan en la zona de datos y que el usuario no tiene ninguna arista solida hacia ellas.</w:t>
       </w:r>
     </w:p>
     <w:p>
@@ -342,7 +342,7 @@
           <w:color w:val="2B2B2B"/>
           <w:sz w:val="22"/>
         </w:rPr>
-        <w:t>Redacten sección Seguridad del informe PI (1–1.5 páginas).</w:t>
+        <w:t>Paso 4: redacten la politica de secretos con los 6 puntos obligatorios (inventario de 4 secretos, donde vive cada uno, quien accede, rotacion, plan si se filtra, prohibiciones), verificando que ningun secreto quede en el Dockerfile, en el repositorio ni en el YAML en claro y que el plan de filtracion incluya rotar e invalidar la credencial anterior.</w:t>
       </w:r>
     </w:p>
     <w:p>
@@ -357,7 +357,7 @@
           <w:color w:val="2B2B2B"/>
           <w:sz w:val="22"/>
         </w:rPr>
-        <w:t>Entrega domingo 23:59 (avance PI).</w:t>
+        <w:t>Paso 5: integren la tabla STRIDE, el diagrama y la politica de secretos en la seccion Seguridad del informe (1 a 1.5 paginas) y suban las 5 preguntas a ExamLab (modulo Talleres) antes del domingo 23:59, verificando que cada amenaza de la tabla se pueda senalar con el dedo en el diagrama renderizado.</w:t>
       </w:r>
     </w:p>
     <w:p>
@@ -508,6 +508,241 @@
           <w:sz w:val="22"/>
         </w:rPr>
         <w:t>Entrega en ExamLab (https://examlab.lovable.app/ · módulo Talleres) · domingo 23:59 (regla del Acuerdo). Un envío por equipo.</w:t>
+      </w:r>
+    </w:p>
+    <w:p>
+      <w:pPr>
+        <w:spacing w:after="120" w:before="0"/>
+        <w:jc w:val="left"/>
+      </w:pPr>
+      <w:r>
+        <w:rPr>
+          <w:rFonts w:ascii="Calibri" w:hAnsi="Calibri" w:eastAsia="Calibri"/>
+          <w:b/>
+          <w:color w:val="095292"/>
+          <w:sz w:val="24"/>
+        </w:rPr>
+        <w:t>10. Que vas a resolver en ExamLab</w:t>
+      </w:r>
+    </w:p>
+    <w:p>
+      <w:pPr>
+        <w:spacing w:after="120" w:before="0"/>
+        <w:jc w:val="left"/>
+      </w:pPr>
+      <w:r>
+        <w:rPr>
+          <w:rFonts w:ascii="Calibri" w:hAnsi="Calibri" w:eastAsia="Calibri"/>
+          <w:b w:val="0"/>
+          <w:color w:val="2B2B2B"/>
+          <w:sz w:val="22"/>
+        </w:rPr>
+        <w:t>El estudiante entrega el modelo de amenazas STRIDE-lite de su dominio con 5 controles trazados a un diagrama de fronteras de confianza y una politica de secretos que deja el repositorio y el pipeline limpios.</w:t>
+      </w:r>
+    </w:p>
+    <w:p>
+      <w:pPr>
+        <w:spacing w:after="120" w:before="0"/>
+        <w:jc w:val="left"/>
+      </w:pPr>
+      <w:r>
+        <w:rPr>
+          <w:rFonts w:ascii="Calibri" w:hAnsi="Calibri" w:eastAsia="Calibri"/>
+          <w:b w:val="0"/>
+          <w:color w:val="2B2B2B"/>
+          <w:sz w:val="22"/>
+        </w:rPr>
+        <w:t>El taller se resuelve y se entrega en ExamLab (https://examlab.lovable.app/), en el modulo Talleres. Son 5 preguntas y suman 100 puntos. Lo que sigue es lo que vas a encontrar en cada una, para que sepas de antemano en que forma se responde:</w:t>
+      </w:r>
+    </w:p>
+    <w:p>
+      <w:r>
+        <w:rPr>
+          <w:rFonts w:ascii="Calibri" w:hAnsi="Calibri" w:eastAsia="Calibri"/>
+          <w:b/>
+          <w:color w:val="2B2B2B"/>
+          <w:sz w:val="22"/>
+        </w:rPr>
+        <w:t>Pregunta 1 - Respuesta escrita (30 pts):</w:t>
+      </w:r>
+      <w:r>
+        <w:rPr>
+          <w:rFonts w:ascii="Calibri" w:hAnsi="Calibri" w:eastAsia="Calibri"/>
+          <w:b w:val="0"/>
+          <w:color w:val="2B2B2B"/>
+          <w:sz w:val="22"/>
+        </w:rPr>
+        <w:t xml:space="preserve"> Modelo de amenazas STRIDE-lite de su dominio.</w:t>
+      </w:r>
+    </w:p>
+    <w:p>
+      <w:pPr>
+        <w:pStyle w:val="ListBullet"/>
+        <w:spacing w:after="40"/>
+      </w:pPr>
+      <w:r>
+        <w:rPr>
+          <w:rFonts w:ascii="Calibri" w:hAnsi="Calibri" w:eastAsia="Calibri"/>
+          <w:b w:val="0"/>
+          <w:color w:val="2B2B2B"/>
+          <w:sz w:val="22"/>
+        </w:rPr>
+        <w:t>Un cuadro de texto. Se escribe directamente en la plataforma; no se sube archivo.</w:t>
+      </w:r>
+    </w:p>
+    <w:p>
+      <w:r>
+        <w:rPr>
+          <w:rFonts w:ascii="Calibri" w:hAnsi="Calibri" w:eastAsia="Calibri"/>
+          <w:b/>
+          <w:color w:val="2B2B2B"/>
+          <w:sz w:val="22"/>
+        </w:rPr>
+        <w:t>Pregunta 2 - Diagrama (Mermaid) (25 pts):</w:t>
+      </w:r>
+      <w:r>
+        <w:rPr>
+          <w:rFonts w:ascii="Calibri" w:hAnsi="Calibri" w:eastAsia="Calibri"/>
+          <w:b w:val="0"/>
+          <w:color w:val="2B2B2B"/>
+          <w:sz w:val="22"/>
+        </w:rPr>
+        <w:t xml:space="preserve"> Fronteras de confianza de CloudLite.</w:t>
+      </w:r>
+    </w:p>
+    <w:p>
+      <w:pPr>
+        <w:pStyle w:val="ListBullet"/>
+        <w:spacing w:after="40"/>
+      </w:pPr>
+      <w:r>
+        <w:rPr>
+          <w:rFonts w:ascii="Calibri" w:hAnsi="Calibri" w:eastAsia="Calibri"/>
+          <w:b w:val="0"/>
+          <w:color w:val="2B2B2B"/>
+          <w:sz w:val="22"/>
+        </w:rPr>
+        <w:t>El diagrama se escribe como texto en sintaxis Mermaid y la plataforma lo dibuja al instante. No hay que exportar imagenes ni salir a otra herramienta.</w:t>
+      </w:r>
+    </w:p>
+    <w:p>
+      <w:r>
+        <w:rPr>
+          <w:rFonts w:ascii="Calibri" w:hAnsi="Calibri" w:eastAsia="Calibri"/>
+          <w:b/>
+          <w:color w:val="2B2B2B"/>
+          <w:sz w:val="22"/>
+        </w:rPr>
+        <w:t>Pregunta 3 - Respuesta escrita (20 pts):</w:t>
+      </w:r>
+      <w:r>
+        <w:rPr>
+          <w:rFonts w:ascii="Calibri" w:hAnsi="Calibri" w:eastAsia="Calibri"/>
+          <w:b w:val="0"/>
+          <w:color w:val="2B2B2B"/>
+          <w:sz w:val="22"/>
+        </w:rPr>
+        <w:t xml:space="preserve"> Politica de secretos de CloudLite.</w:t>
+      </w:r>
+    </w:p>
+    <w:p>
+      <w:pPr>
+        <w:pStyle w:val="ListBullet"/>
+        <w:spacing w:after="40"/>
+      </w:pPr>
+      <w:r>
+        <w:rPr>
+          <w:rFonts w:ascii="Calibri" w:hAnsi="Calibri" w:eastAsia="Calibri"/>
+          <w:b w:val="0"/>
+          <w:color w:val="2B2B2B"/>
+          <w:sz w:val="22"/>
+        </w:rPr>
+        <w:t>Un cuadro de texto. Se escribe directamente en la plataforma; no se sube archivo.</w:t>
+      </w:r>
+    </w:p>
+    <w:p>
+      <w:r>
+        <w:rPr>
+          <w:rFonts w:ascii="Calibri" w:hAnsi="Calibri" w:eastAsia="Calibri"/>
+          <w:b/>
+          <w:color w:val="2B2B2B"/>
+          <w:sz w:val="22"/>
+        </w:rPr>
+        <w:t>Pregunta 4 - Seleccion multiple (15 pts):</w:t>
+      </w:r>
+      <w:r>
+        <w:rPr>
+          <w:rFonts w:ascii="Calibri" w:hAnsi="Calibri" w:eastAsia="Calibri"/>
+          <w:b w:val="0"/>
+          <w:color w:val="2B2B2B"/>
+          <w:sz w:val="22"/>
+        </w:rPr>
+        <w:t xml:space="preserve"> Secretos en el pipeline.</w:t>
+      </w:r>
+    </w:p>
+    <w:p>
+      <w:pPr>
+        <w:pStyle w:val="ListBullet"/>
+        <w:spacing w:after="40"/>
+      </w:pPr>
+      <w:r>
+        <w:rPr>
+          <w:rFonts w:ascii="Calibri" w:hAnsi="Calibri" w:eastAsia="Calibri"/>
+          <w:b w:val="0"/>
+          <w:color w:val="2B2B2B"/>
+          <w:sz w:val="22"/>
+        </w:rPr>
+        <w:t>Varias opciones y mas de una correcta; marque todas las que apliquen.</w:t>
+      </w:r>
+    </w:p>
+    <w:p>
+      <w:r>
+        <w:rPr>
+          <w:rFonts w:ascii="Calibri" w:hAnsi="Calibri" w:eastAsia="Calibri"/>
+          <w:b/>
+          <w:color w:val="2B2B2B"/>
+          <w:sz w:val="22"/>
+        </w:rPr>
+        <w:t>Pregunta 5 - Seleccion unica (10 pts):</w:t>
+      </w:r>
+      <w:r>
+        <w:rPr>
+          <w:rFonts w:ascii="Calibri" w:hAnsi="Calibri" w:eastAsia="Calibri"/>
+          <w:b w:val="0"/>
+          <w:color w:val="2B2B2B"/>
+          <w:sz w:val="22"/>
+        </w:rPr>
+        <w:t xml:space="preserve"> Clasifique la amenaza.</w:t>
+      </w:r>
+    </w:p>
+    <w:p>
+      <w:pPr>
+        <w:pStyle w:val="ListBullet"/>
+        <w:spacing w:after="40"/>
+      </w:pPr>
+      <w:r>
+        <w:rPr>
+          <w:rFonts w:ascii="Calibri" w:hAnsi="Calibri" w:eastAsia="Calibri"/>
+          <w:b w:val="0"/>
+          <w:color w:val="2B2B2B"/>
+          <w:sz w:val="22"/>
+        </w:rPr>
+        <w:t>Varias opciones, una sola correcta.</w:t>
+      </w:r>
+    </w:p>
+    <w:p>
+      <w:pPr>
+        <w:spacing w:after="120" w:before="0"/>
+        <w:jc w:val="left"/>
+      </w:pPr>
+      <w:r>
+        <w:rPr>
+          <w:rFonts w:ascii="Calibri" w:hAnsi="Calibri" w:eastAsia="Calibri"/>
+          <w:b w:val="0"/>
+          <w:color w:val="2B2B2B"/>
+          <w:sz w:val="22"/>
+        </w:rPr>
+        <w:t>Cada pregunta trae su propio enunciado completo dentro de la plataforma: puedes resolver el taller leyendo solo ExamLab. Este documento sirve para prepararte y para trabajar en equipo antes de responder.</w:t>
       </w:r>
     </w:p>
     <w:sectPr>

--- a/Arquitectura de Sistemas Computacionales/Clases/Clase 6 - Seguridad en la nube/Taller Clase 6 — Seguridad CloudLite.docx
+++ b/Arquitectura de Sistemas Computacionales/Clases/Clase 6 - Seguridad en la nube/Taller Clase 6 — Seguridad CloudLite.docx
@@ -402,7 +402,7 @@
           <w:color w:val="2B2B2B"/>
           <w:sz w:val="22"/>
         </w:rPr>
-        <w:t>Cualquier integrante puede explicar la decisión en 60 segundos.</w:t>
+        <w:t>Puedes explicar tu decisión en 60 segundos (si trabajas en equipo autorizado, cualquier integrante debe poder hacerlo).</w:t>
       </w:r>
     </w:p>
     <w:p>
@@ -507,7 +507,7 @@
           <w:color w:val="2B2B2B"/>
           <w:sz w:val="22"/>
         </w:rPr>
-        <w:t>Entrega en ExamLab (https://examlab.lovable.app/ · módulo Talleres) · domingo 23:59 (regla del Acuerdo). Un envío por equipo.</w:t>
+        <w:t>Entrega en ExamLab (https://examlab.lovable.app/ · módulo Talleres) · domingo 23:59 (regla del Acuerdo). Modalidad de trabajo: individual por defecto; el docente puede autorizar equipos de 2 o 3 y en ese caso el artefacto puede ser compartido, pero el envío en ExamLab es siempre individual (responde con tus propias palabras).</w:t>
       </w:r>
     </w:p>
     <w:p>
@@ -742,7 +742,7 @@
           <w:color w:val="2B2B2B"/>
           <w:sz w:val="22"/>
         </w:rPr>
-        <w:t>Cada pregunta trae su propio enunciado completo dentro de la plataforma: puedes resolver el taller leyendo solo ExamLab. Este documento sirve para prepararte y para trabajar en equipo antes de responder.</w:t>
+        <w:t>Cada pregunta trae su propio enunciado completo dentro de la plataforma: puedes resolver el taller leyendo solo ExamLab. Este documento sirve para prepararte y conservar tus respuestas. La actividad es individual; si el docente autoriza trabajo en equipo, la entrega en ExamLab sigue siendo individual.</w:t>
       </w:r>
     </w:p>
     <w:sectPr>

--- a/Arquitectura de Sistemas Computacionales/Clases/Clase 6 - Seguridad en la nube/Taller Clase 6 — Seguridad CloudLite.docx
+++ b/Arquitectura de Sistemas Computacionales/Clases/Clase 6 - Seguridad en la nube/Taller Clase 6 — Seguridad CloudLite.docx
@@ -507,7 +507,7 @@
           <w:color w:val="2B2B2B"/>
           <w:sz w:val="22"/>
         </w:rPr>
-        <w:t>Entrega en ExamLab (https://examlab.lovable.app/ · módulo Talleres) · domingo 23:59 (regla del Acuerdo). Modalidad de trabajo: individual por defecto; el docente puede autorizar equipos de 2 o 3 y en ese caso el artefacto puede ser compartido, pero el envío en ExamLab es siempre individual (responde con tus propias palabras).</w:t>
+        <w:t>Entrega en ExamLab (https://uniaj.examlab.workers.dev/ · módulo Talleres) · domingo 23:59 (regla del Acuerdo). Modalidad de trabajo: individual por defecto; el docente puede autorizar equipos de 2 o 3 y en ese caso el artefacto puede ser compartido, pero el envío en ExamLab es siempre individual (responde con tus propias palabras).</w:t>
       </w:r>
     </w:p>
     <w:p>
@@ -552,7 +552,7 @@
           <w:color w:val="2B2B2B"/>
           <w:sz w:val="22"/>
         </w:rPr>
-        <w:t>El taller se resuelve y se entrega en ExamLab (https://examlab.lovable.app/), en el modulo Talleres. Son 5 preguntas y suman 100 puntos. Lo que sigue es lo que vas a encontrar en cada una, para que sepas de antemano en que forma se responde:</w:t>
+        <w:t>El taller se resuelve y se entrega en ExamLab (https://uniaj.examlab.workers.dev/), en el modulo Talleres. Son 5 preguntas y suman 100 puntos. Lo que sigue es lo que vas a encontrar en cada una, para que sepas de antemano en que forma se responde:</w:t>
       </w:r>
     </w:p>
     <w:p>

--- a/Arquitectura de Sistemas Computacionales/Clases/Clase 6 - Seguridad en la nube/Taller Clase 6 — Seguridad CloudLite.docx
+++ b/Arquitectura de Sistemas Computacionales/Clases/Clase 6 - Seguridad en la nube/Taller Clase 6 — Seguridad CloudLite.docx
@@ -622,7 +622,7 @@
           <w:color w:val="2B2B2B"/>
           <w:sz w:val="22"/>
         </w:rPr>
-        <w:t>El diagrama se escribe como texto en sintaxis Mermaid y la plataforma lo dibuja al instante. No hay que exportar imagenes ni salir a otra herramienta.</w:t>
+        <w:t>El diagrama se escribe como texto en sintaxis Mermaid y la plataforma lo dibuja al instante: no se sube una imagen. Puedes disenarlo primero a mano en Excalidraw o draw.io y pedirle a una IA que lo traduzca a Mermaid (ver «Del boceto al codigo Mermaid» mas abajo).</w:t>
       </w:r>
     </w:p>
     <w:p>
@@ -728,6 +728,131 @@
           <w:sz w:val="22"/>
         </w:rPr>
         <w:t>Varias opciones, una sola correcta.</w:t>
+      </w:r>
+    </w:p>
+    <w:p>
+      <w:pPr>
+        <w:spacing w:after="120" w:before="0"/>
+        <w:jc w:val="left"/>
+      </w:pPr>
+      <w:r>
+        <w:rPr>
+          <w:rFonts w:ascii="Calibri" w:hAnsi="Calibri" w:eastAsia="Calibri"/>
+          <w:b/>
+          <w:color w:val="095292"/>
+          <w:sz w:val="22"/>
+        </w:rPr>
+        <w:t>Del boceto al codigo Mermaid</w:t>
+      </w:r>
+    </w:p>
+    <w:p>
+      <w:pPr>
+        <w:spacing w:after="120" w:before="0"/>
+        <w:jc w:val="left"/>
+      </w:pPr>
+      <w:r>
+        <w:rPr>
+          <w:rFonts w:ascii="Calibri" w:hAnsi="Calibri" w:eastAsia="Calibri"/>
+          <w:b w:val="0"/>
+          <w:color w:val="2B2B2B"/>
+          <w:sz w:val="22"/>
+        </w:rPr>
+        <w:t>La pregunta de diagrama NO recibe imagenes: se responde con codigo Mermaid (`flowchart`) que la plataforma dibuja al instante. No tienes que escribirlo de memoria; el camino corto es este:</w:t>
+      </w:r>
+    </w:p>
+    <w:p>
+      <w:r>
+        <w:rPr>
+          <w:rFonts w:ascii="Calibri" w:hAnsi="Calibri" w:eastAsia="Calibri"/>
+          <w:b/>
+          <w:color w:val="2B2B2B"/>
+          <w:sz w:val="22"/>
+        </w:rPr>
+        <w:t>1. Disena visual:</w:t>
+      </w:r>
+      <w:r>
+        <w:rPr>
+          <w:rFonts w:ascii="Calibri" w:hAnsi="Calibri" w:eastAsia="Calibri"/>
+          <w:b w:val="0"/>
+          <w:color w:val="2B2B2B"/>
+          <w:sz w:val="22"/>
+        </w:rPr>
+        <w:t xml:space="preserve"> Dibuja el diagrama como quieras en Excalidraw o draw.io: es mas rapido arrastrar cajas que escribir codigo, y ahi es donde piensas el modelo.</w:t>
+      </w:r>
+    </w:p>
+    <w:p>
+      <w:r>
+        <w:rPr>
+          <w:rFonts w:ascii="Calibri" w:hAnsi="Calibri" w:eastAsia="Calibri"/>
+          <w:b/>
+          <w:color w:val="2B2B2B"/>
+          <w:sz w:val="22"/>
+        </w:rPr>
+        <w:t>2. Traduce con IA:</w:t>
+      </w:r>
+      <w:r>
+        <w:rPr>
+          <w:rFonts w:ascii="Calibri" w:hAnsi="Calibri" w:eastAsia="Calibri"/>
+          <w:b w:val="0"/>
+          <w:color w:val="2B2B2B"/>
+          <w:sz w:val="22"/>
+        </w:rPr>
+        <w:t xml:space="preserve"> Copia o describe tu boceto a una IA y pidele el codigo Mermaid: «convierte este diagrama a Mermaid usando `flowchart`». Revisa el resultado: la IA acierta la sintaxis, no tu modelo.</w:t>
+      </w:r>
+    </w:p>
+    <w:p>
+      <w:r>
+        <w:rPr>
+          <w:rFonts w:ascii="Calibri" w:hAnsi="Calibri" w:eastAsia="Calibri"/>
+          <w:b/>
+          <w:color w:val="2B2B2B"/>
+          <w:sz w:val="22"/>
+        </w:rPr>
+        <w:t>3. Pega y renderiza en ExamLab:</w:t>
+      </w:r>
+      <w:r>
+        <w:rPr>
+          <w:rFonts w:ascii="Calibri" w:hAnsi="Calibri" w:eastAsia="Calibri"/>
+          <w:b w:val="0"/>
+          <w:color w:val="2B2B2B"/>
+          <w:sz w:val="22"/>
+        </w:rPr>
+        <w:t xml:space="preserve"> Pega ese codigo en la caja de texto de la pregunta y mira como lo dibuja la plataforma. Si no renderiza, corrige ahi mismo: lo que se califica es el diagrama renderizado dentro de ExamLab.</w:t>
+      </w:r>
+    </w:p>
+    <w:p>
+      <w:r>
+        <w:rPr>
+          <w:rFonts w:ascii="Calibri" w:hAnsi="Calibri" w:eastAsia="Calibri"/>
+          <w:b/>
+          <w:color w:val="2B2B2B"/>
+          <w:sz w:val="22"/>
+        </w:rPr>
+        <w:t>4. Guarda el PNG para tu PI:</w:t>
+      </w:r>
+      <w:r>
+        <w:rPr>
+          <w:rFonts w:ascii="Calibri" w:hAnsi="Calibri" w:eastAsia="Calibri"/>
+          <w:b w:val="0"/>
+          <w:color w:val="2B2B2B"/>
+          <w:sz w:val="22"/>
+        </w:rPr>
+        <w:t xml:space="preserve"> Exporta tambien la imagen a la carpeta de tu Proyecto Integrador. Esa copia es para tu informe; no reemplaza la respuesta en la plataforma.</w:t>
+      </w:r>
+    </w:p>
+    <w:p>
+      <w:pPr>
+        <w:spacing w:after="120" w:before="0"/>
+        <w:jc w:val="left"/>
+      </w:pPr>
+      <w:r>
+        <w:rPr>
+          <w:rFonts w:ascii="Calibri" w:hAnsi="Calibri" w:eastAsia="Calibri"/>
+          <w:b w:val="0"/>
+          <w:color w:val="2B2B2B"/>
+          <w:sz w:val="22"/>
+        </w:rPr>
+        <w:t>Si la IA te devuelve algo que no renderiza, no lo pegues tal cual: corrigelo en ExamLab hasta ver el dibujo. Un diagrama que no renderiza no se puede calificar.</w:t>
       </w:r>
     </w:p>
     <w:p>

--- a/Arquitectura de Sistemas Computacionales/Clases/Clase 6 - Seguridad en la nube/Taller Clase 6 — Seguridad CloudLite.docx
+++ b/Arquitectura de Sistemas Computacionales/Clases/Clase 6 - Seguridad en la nube/Taller Clase 6 — Seguridad CloudLite.docx
@@ -297,7 +297,7 @@
           <w:color w:val="2B2B2B"/>
           <w:sz w:val="22"/>
         </w:rPr>
-        <w:t>Paso 1: liste 5 amenazas concretas de su dominio, una por cada categoria de STRIDE-lite (suplantacion, manipulacion, divulgacion de informacion, denegacion de servicio y elevacion de privilegios), verificando que cada amenaza nombre el activo afectado de su propio C4 (por ejemplo la Base de datos Citas o el token del estudiante) y que ninguna sea copiada como frase generica de internet.</w:t>
+        <w:t>Paso 1: liste en la pregunta 1 cinco amenazas de SU dominio, cada una nombrando el actor o el dato concreto que pone en riesgo y el camino por el que ocurre; use STRIDE como guia de categorias y verifique que ninguna sea una frase de manual que sirva igual para cualquier sistema.</w:t>
       </w:r>
     </w:p>
     <w:p>
@@ -312,7 +312,7 @@
           <w:color w:val="2B2B2B"/>
           <w:sz w:val="22"/>
         </w:rPr>
-        <w:t>Paso 2: asigne a cada amenaza un control tecnico y la flecha o zona exacta del diagrama donde se ve ese control, verificando que los 5 controles sean distintos entre si y que al menos uno sea preventivo, uno detectivo y uno de contencion; la tabla completa queda en la seccion Seguridad del informe del PI.</w:t>
+        <w:t>Paso 2: complete en la pregunta 2 la tabla amenaza-control-donde, senalando para cada control la caja o la flecha concreta del C4 Containers o del Despliegue donde se ve; incluya el principio de menor privilegio aplicado a un componente, diciendo que deja de poder hacer.</w:t>
       </w:r>
     </w:p>
     <w:p>
@@ -327,7 +327,7 @@
           <w:color w:val="2B2B2B"/>
           <w:sz w:val="22"/>
         </w:rPr>
-        <w:t>Paso 3: escriban en ExamLab el diagrama Mermaid de fronteras de confianza con 3 zonas (publica, privada y de datos), los 5 contenedores de la Clase 4 ubicados en su zona, las aristas rotuladas con protocolo y puerto, y una arista punteada de trafico bloqueado, verificando al renderizar que la base de datos y la cola quedan en la zona de datos y que el usuario no tiene ninguna arista solida hacia ellas.</w:t>
+        <w:t>Paso 3: escriba en la pregunta 3 la politica de secretos respondiendo donde viven, quien los rota, cada cuanto y que esta prohibido, y cierre con el procedimiento ante una filtracion; verifique que su politica no admita secretos en el Dockerfile, el README ni el YAML en claro.</w:t>
       </w:r>
     </w:p>
     <w:p>
@@ -342,22 +342,7 @@
           <w:color w:val="2B2B2B"/>
           <w:sz w:val="22"/>
         </w:rPr>
-        <w:t>Paso 4: redacten la politica de secretos con los 6 puntos obligatorios (inventario de 4 secretos, donde vive cada uno, quien accede, rotacion, plan si se filtra, prohibiciones), verificando que ningun secreto quede en el Dockerfile, en el repositorio ni en el YAML en claro y que el plan de filtracion incluya rotar e invalidar la credencial anterior.</w:t>
-      </w:r>
-    </w:p>
-    <w:p>
-      <w:pPr>
-        <w:pStyle w:val="ListBullet"/>
-        <w:spacing w:after="40"/>
-      </w:pPr>
-      <w:r>
-        <w:rPr>
-          <w:rFonts w:ascii="Calibri" w:hAnsi="Calibri" w:eastAsia="Calibri"/>
-          <w:b w:val="0"/>
-          <w:color w:val="2B2B2B"/>
-          <w:sz w:val="22"/>
-        </w:rPr>
-        <w:t>Paso 5: integren la tabla STRIDE, el diagrama y la politica de secretos en la seccion Seguridad del informe (1 a 1.5 paginas) y suban las 5 preguntas a ExamLab (modulo Talleres) antes del domingo 23:59, verificando que cada amenaza de la tabla se pueda senalar con el dedo en el diagrama renderizado.</w:t>
+        <w:t>Paso 4: guarde y continue. Esta actividad es una sola para las Clases 6, 7, 8 y 10 y se entrega completa al cierre del Corte 2: hoy resuelve las preguntas 1 a 3 y las 4 a 12 se resuelven en las clases siguientes.</w:t>
       </w:r>
     </w:p>
     <w:p>
@@ -537,7 +522,7 @@
           <w:color w:val="2B2B2B"/>
           <w:sz w:val="22"/>
         </w:rPr>
-        <w:t>El estudiante entrega el modelo de amenazas STRIDE-lite de su dominio con 5 controles trazados a un diagrama de fronteras de confianza y una politica de secretos que deja el repositorio y el pipeline limpios.</w:t>
+        <w:t>Las preguntas 1 a 3 de la actividad del Corte 2, que es una sola para las Clases 6, 7, 8 y 10. El estudiante deja el modelo de amenazas de su dominio con sus controles ubicados en los diagramas y la politica de secretos escrita.</w:t>
       </w:r>
     </w:p>
     <w:p>
@@ -552,7 +537,7 @@
           <w:color w:val="2B2B2B"/>
           <w:sz w:val="22"/>
         </w:rPr>
-        <w:t>El taller se resuelve y se entrega en ExamLab (https://uniaj.examlab.workers.dev/), en el modulo Talleres. Son 5 preguntas y suman 100 puntos. Lo que sigue es lo que vas a encontrar en cada una, para que sepas de antemano en que forma se responde:</w:t>
+        <w:t>El taller se resuelve y se entrega en ExamLab (https://uniaj.examlab.workers.dev/), en el modulo Talleres. Son 3 preguntas y suman 23 puntos. Lo que sigue es lo que vas a encontrar en cada una, para que sepas de antemano en que forma se responde:</w:t>
       </w:r>
     </w:p>
     <w:p>
@@ -563,7 +548,7 @@
           <w:color w:val="2B2B2B"/>
           <w:sz w:val="22"/>
         </w:rPr>
-        <w:t>Pregunta 1 - Respuesta escrita (30 pts):</w:t>
+        <w:t>Pregunta 1 - Respuesta escrita (8.75 pts):</w:t>
       </w:r>
       <w:r>
         <w:rPr>
@@ -572,7 +557,7 @@
           <w:color w:val="2B2B2B"/>
           <w:sz w:val="22"/>
         </w:rPr>
-        <w:t xml:space="preserve"> Modelo de amenazas STRIDE-lite de su dominio.</w:t>
+        <w:t xml:space="preserve"> Cinco amenazas STRIDE-lite de SU dominio.</w:t>
       </w:r>
     </w:p>
     <w:p>
@@ -598,7 +583,7 @@
           <w:color w:val="2B2B2B"/>
           <w:sz w:val="22"/>
         </w:rPr>
-        <w:t>Pregunta 2 - Diagrama (Mermaid) (25 pts):</w:t>
+        <w:t>Pregunta 2 - Respuesta escrita (8.75 pts):</w:t>
       </w:r>
       <w:r>
         <w:rPr>
@@ -607,42 +592,7 @@
           <w:color w:val="2B2B2B"/>
           <w:sz w:val="22"/>
         </w:rPr>
-        <w:t xml:space="preserve"> Fronteras de confianza de CloudLite.</w:t>
-      </w:r>
-    </w:p>
-    <w:p>
-      <w:pPr>
-        <w:pStyle w:val="ListBullet"/>
-        <w:spacing w:after="40"/>
-      </w:pPr>
-      <w:r>
-        <w:rPr>
-          <w:rFonts w:ascii="Calibri" w:hAnsi="Calibri" w:eastAsia="Calibri"/>
-          <w:b w:val="0"/>
-          <w:color w:val="2B2B2B"/>
-          <w:sz w:val="22"/>
-        </w:rPr>
-        <w:t>El diagrama se escribe como texto en sintaxis Mermaid y la plataforma lo dibuja al instante: no se sube una imagen. Puedes disenarlo primero a mano en Excalidraw o draw.io y pedirle a una IA que lo traduzca a Mermaid (ver «Del boceto al codigo Mermaid» mas abajo).</w:t>
-      </w:r>
-    </w:p>
-    <w:p>
-      <w:r>
-        <w:rPr>
-          <w:rFonts w:ascii="Calibri" w:hAnsi="Calibri" w:eastAsia="Calibri"/>
-          <w:b/>
-          <w:color w:val="2B2B2B"/>
-          <w:sz w:val="22"/>
-        </w:rPr>
-        <w:t>Pregunta 3 - Respuesta escrita (20 pts):</w:t>
-      </w:r>
-      <w:r>
-        <w:rPr>
-          <w:rFonts w:ascii="Calibri" w:hAnsi="Calibri" w:eastAsia="Calibri"/>
-          <w:b w:val="0"/>
-          <w:color w:val="2B2B2B"/>
-          <w:sz w:val="22"/>
-        </w:rPr>
-        <w:t xml:space="preserve"> Politica de secretos de CloudLite.</w:t>
+        <w:t xml:space="preserve"> El control de cada amenaza y donde se ve.</w:t>
       </w:r>
     </w:p>
     <w:p>
@@ -668,7 +618,7 @@
           <w:color w:val="2B2B2B"/>
           <w:sz w:val="22"/>
         </w:rPr>
-        <w:t>Pregunta 4 - Seleccion multiple (15 pts):</w:t>
+        <w:t>Pregunta 3 - Respuesta escrita (7.5 pts):</w:t>
       </w:r>
       <w:r>
         <w:rPr>
@@ -677,7 +627,7 @@
           <w:color w:val="2B2B2B"/>
           <w:sz w:val="22"/>
         </w:rPr>
-        <w:t xml:space="preserve"> Secretos en el pipeline.</w:t>
+        <w:t xml:space="preserve"> Politica de secretos del repositorio y de la CI.</w:t>
       </w:r>
     </w:p>
     <w:p>
@@ -692,167 +642,7 @@
           <w:color w:val="2B2B2B"/>
           <w:sz w:val="22"/>
         </w:rPr>
-        <w:t>Varias opciones y mas de una correcta; marque todas las que apliquen.</w:t>
-      </w:r>
-    </w:p>
-    <w:p>
-      <w:r>
-        <w:rPr>
-          <w:rFonts w:ascii="Calibri" w:hAnsi="Calibri" w:eastAsia="Calibri"/>
-          <w:b/>
-          <w:color w:val="2B2B2B"/>
-          <w:sz w:val="22"/>
-        </w:rPr>
-        <w:t>Pregunta 5 - Seleccion unica (10 pts):</w:t>
-      </w:r>
-      <w:r>
-        <w:rPr>
-          <w:rFonts w:ascii="Calibri" w:hAnsi="Calibri" w:eastAsia="Calibri"/>
-          <w:b w:val="0"/>
-          <w:color w:val="2B2B2B"/>
-          <w:sz w:val="22"/>
-        </w:rPr>
-        <w:t xml:space="preserve"> Clasifique la amenaza.</w:t>
-      </w:r>
-    </w:p>
-    <w:p>
-      <w:pPr>
-        <w:pStyle w:val="ListBullet"/>
-        <w:spacing w:after="40"/>
-      </w:pPr>
-      <w:r>
-        <w:rPr>
-          <w:rFonts w:ascii="Calibri" w:hAnsi="Calibri" w:eastAsia="Calibri"/>
-          <w:b w:val="0"/>
-          <w:color w:val="2B2B2B"/>
-          <w:sz w:val="22"/>
-        </w:rPr>
-        <w:t>Varias opciones, una sola correcta.</w:t>
-      </w:r>
-    </w:p>
-    <w:p>
-      <w:pPr>
-        <w:spacing w:after="120" w:before="0"/>
-        <w:jc w:val="left"/>
-      </w:pPr>
-      <w:r>
-        <w:rPr>
-          <w:rFonts w:ascii="Calibri" w:hAnsi="Calibri" w:eastAsia="Calibri"/>
-          <w:b/>
-          <w:color w:val="095292"/>
-          <w:sz w:val="22"/>
-        </w:rPr>
-        <w:t>Del boceto al codigo Mermaid</w:t>
-      </w:r>
-    </w:p>
-    <w:p>
-      <w:pPr>
-        <w:spacing w:after="120" w:before="0"/>
-        <w:jc w:val="left"/>
-      </w:pPr>
-      <w:r>
-        <w:rPr>
-          <w:rFonts w:ascii="Calibri" w:hAnsi="Calibri" w:eastAsia="Calibri"/>
-          <w:b w:val="0"/>
-          <w:color w:val="2B2B2B"/>
-          <w:sz w:val="22"/>
-        </w:rPr>
-        <w:t>La pregunta de diagrama NO recibe imagenes: se responde con codigo Mermaid (`flowchart`) que la plataforma dibuja al instante. No tienes que escribirlo de memoria; el camino corto es este:</w:t>
-      </w:r>
-    </w:p>
-    <w:p>
-      <w:r>
-        <w:rPr>
-          <w:rFonts w:ascii="Calibri" w:hAnsi="Calibri" w:eastAsia="Calibri"/>
-          <w:b/>
-          <w:color w:val="2B2B2B"/>
-          <w:sz w:val="22"/>
-        </w:rPr>
-        <w:t>1. Disena visual:</w:t>
-      </w:r>
-      <w:r>
-        <w:rPr>
-          <w:rFonts w:ascii="Calibri" w:hAnsi="Calibri" w:eastAsia="Calibri"/>
-          <w:b w:val="0"/>
-          <w:color w:val="2B2B2B"/>
-          <w:sz w:val="22"/>
-        </w:rPr>
-        <w:t xml:space="preserve"> Dibuja el diagrama como quieras en Excalidraw o draw.io: es mas rapido arrastrar cajas que escribir codigo, y ahi es donde piensas el modelo.</w:t>
-      </w:r>
-    </w:p>
-    <w:p>
-      <w:r>
-        <w:rPr>
-          <w:rFonts w:ascii="Calibri" w:hAnsi="Calibri" w:eastAsia="Calibri"/>
-          <w:b/>
-          <w:color w:val="2B2B2B"/>
-          <w:sz w:val="22"/>
-        </w:rPr>
-        <w:t>2. Traduce con IA:</w:t>
-      </w:r>
-      <w:r>
-        <w:rPr>
-          <w:rFonts w:ascii="Calibri" w:hAnsi="Calibri" w:eastAsia="Calibri"/>
-          <w:b w:val="0"/>
-          <w:color w:val="2B2B2B"/>
-          <w:sz w:val="22"/>
-        </w:rPr>
-        <w:t xml:space="preserve"> Copia o describe tu boceto a una IA y pidele el codigo Mermaid: «convierte este diagrama a Mermaid usando `flowchart`». Revisa el resultado: la IA acierta la sintaxis, no tu modelo.</w:t>
-      </w:r>
-    </w:p>
-    <w:p>
-      <w:r>
-        <w:rPr>
-          <w:rFonts w:ascii="Calibri" w:hAnsi="Calibri" w:eastAsia="Calibri"/>
-          <w:b/>
-          <w:color w:val="2B2B2B"/>
-          <w:sz w:val="22"/>
-        </w:rPr>
-        <w:t>3. Pega y renderiza en ExamLab:</w:t>
-      </w:r>
-      <w:r>
-        <w:rPr>
-          <w:rFonts w:ascii="Calibri" w:hAnsi="Calibri" w:eastAsia="Calibri"/>
-          <w:b w:val="0"/>
-          <w:color w:val="2B2B2B"/>
-          <w:sz w:val="22"/>
-        </w:rPr>
-        <w:t xml:space="preserve"> Pega ese codigo en la caja de texto de la pregunta y mira como lo dibuja la plataforma. Si no renderiza, corrige ahi mismo: lo que se califica es el diagrama renderizado dentro de ExamLab.</w:t>
-      </w:r>
-    </w:p>
-    <w:p>
-      <w:r>
-        <w:rPr>
-          <w:rFonts w:ascii="Calibri" w:hAnsi="Calibri" w:eastAsia="Calibri"/>
-          <w:b/>
-          <w:color w:val="2B2B2B"/>
-          <w:sz w:val="22"/>
-        </w:rPr>
-        <w:t>4. Guarda el PNG para tu PI:</w:t>
-      </w:r>
-      <w:r>
-        <w:rPr>
-          <w:rFonts w:ascii="Calibri" w:hAnsi="Calibri" w:eastAsia="Calibri"/>
-          <w:b w:val="0"/>
-          <w:color w:val="2B2B2B"/>
-          <w:sz w:val="22"/>
-        </w:rPr>
-        <w:t xml:space="preserve"> Exporta tambien la imagen a la carpeta de tu Proyecto Integrador. Esa copia es para tu informe; no reemplaza la respuesta en la plataforma.</w:t>
-      </w:r>
-    </w:p>
-    <w:p>
-      <w:pPr>
-        <w:spacing w:after="120" w:before="0"/>
-        <w:jc w:val="left"/>
-      </w:pPr>
-      <w:r>
-        <w:rPr>
-          <w:rFonts w:ascii="Calibri" w:hAnsi="Calibri" w:eastAsia="Calibri"/>
-          <w:b w:val="0"/>
-          <w:color w:val="2B2B2B"/>
-          <w:sz w:val="22"/>
-        </w:rPr>
-        <w:t>Si la IA te devuelve algo que no renderiza, no lo pegues tal cual: corrigelo en ExamLab hasta ver el dibujo. Un diagrama que no renderiza no se puede calificar.</w:t>
+        <w:t>Un cuadro de texto. Se escribe directamente en la plataforma; no se sube archivo.</w:t>
       </w:r>
     </w:p>
     <w:p>

--- a/Arquitectura de Sistemas Computacionales/Clases/Clase 6 - Seguridad en la nube/Taller Clase 6 — Seguridad CloudLite.docx
+++ b/Arquitectura de Sistemas Computacionales/Clases/Clase 6 - Seguridad en la nube/Taller Clase 6 — Seguridad CloudLite.docx
@@ -507,7 +507,7 @@
           <w:color w:val="095292"/>
           <w:sz w:val="24"/>
         </w:rPr>
-        <w:t>10. Que vas a resolver en ExamLab</w:t>
+        <w:t>10. Qué vas a resolver en ExamLab</w:t>
       </w:r>
     </w:p>
     <w:p>

--- a/Arquitectura de Sistemas Computacionales/Clases/Clase 6 - Seguridad en la nube/Taller Clase 6 — Seguridad CloudLite.docx
+++ b/Arquitectura de Sistemas Computacionales/Clases/Clase 6 - Seguridad en la nube/Taller Clase 6 — Seguridad CloudLite.docx
@@ -206,14 +206,17 @@
           <w:color w:val="2B2B2B"/>
           <w:sz w:val="22"/>
         </w:rPr>
-        <w:t>Usar dominio y Containers ya definidos.</w:t>
+        <w:t xml:space="preserve">Actividad individual. Se parte del </w:t>
       </w:r>
-    </w:p>
-    <w:p>
-      <w:pPr>
-        <w:pStyle w:val="ListBullet"/>
-        <w:spacing w:after="40"/>
-      </w:pPr>
+      <w:r>
+        <w:rPr>
+          <w:rFonts w:ascii="Calibri" w:hAnsi="Calibri" w:eastAsia="Calibri"/>
+          <w:b/>
+          <w:color w:val="2B2B2B"/>
+          <w:sz w:val="22"/>
+        </w:rPr>
+        <w:t>C4 Containers</w:t>
+      </w:r>
       <w:r>
         <w:rPr>
           <w:rFonts w:ascii="Calibri" w:hAnsi="Calibri" w:eastAsia="Calibri"/>
@@ -221,7 +224,73 @@
           <w:color w:val="2B2B2B"/>
           <w:sz w:val="22"/>
         </w:rPr>
-        <w:t>Amenazas típicas: secrets en imagen, API sin auth, logs con tokens, PII sin TLS.</w:t>
+        <w:t xml:space="preserve"> del Corte 1: hoy no se dibuja nada nuevo, se señala sobre lo que ya existe.</w:t>
+      </w:r>
+    </w:p>
+    <w:p>
+      <w:pPr>
+        <w:pStyle w:val="ListBullet"/>
+        <w:spacing w:after="40"/>
+      </w:pPr>
+      <w:r>
+        <w:rPr>
+          <w:rFonts w:ascii="Calibri" w:hAnsi="Calibri" w:eastAsia="Calibri"/>
+          <w:b w:val="0"/>
+          <w:color w:val="2B2B2B"/>
+          <w:sz w:val="22"/>
+        </w:rPr>
+        <w:t xml:space="preserve">Amenazas típicas del curso, como referencia de la </w:t>
+      </w:r>
+      <w:r>
+        <w:rPr>
+          <w:rFonts w:ascii="Calibri" w:hAnsi="Calibri" w:eastAsia="Calibri"/>
+          <w:b/>
+          <w:color w:val="2B2B2B"/>
+          <w:sz w:val="22"/>
+        </w:rPr>
+        <w:t>forma</w:t>
+      </w:r>
+      <w:r>
+        <w:rPr>
+          <w:rFonts w:ascii="Calibri" w:hAnsi="Calibri" w:eastAsia="Calibri"/>
+          <w:b w:val="0"/>
+          <w:color w:val="2B2B2B"/>
+          <w:sz w:val="22"/>
+        </w:rPr>
+        <w:t xml:space="preserve"> y no para copiarlas: secretos en la imagen, API sin autenticación, registros que guardan tokens, datos personales sin TLS.</w:t>
+      </w:r>
+    </w:p>
+    <w:p>
+      <w:pPr>
+        <w:pStyle w:val="ListBullet"/>
+        <w:spacing w:after="40"/>
+      </w:pPr>
+      <w:r>
+        <w:rPr>
+          <w:rFonts w:ascii="Calibri" w:hAnsi="Calibri" w:eastAsia="Calibri"/>
+          <w:b w:val="0"/>
+          <w:color w:val="2B2B2B"/>
+          <w:sz w:val="22"/>
+        </w:rPr>
+        <w:t xml:space="preserve">Son tres respuestas escritas dentro de ExamLab: las cinco amenazas, la tabla de tres columnas y la política de secretos. La </w:t>
+      </w:r>
+      <w:r>
+        <w:rPr>
+          <w:rFonts w:ascii="Calibri" w:hAnsi="Calibri" w:eastAsia="Calibri"/>
+          <w:b/>
+          <w:color w:val="2B2B2B"/>
+          <w:sz w:val="22"/>
+        </w:rPr>
+        <w:t>plantilla</w:t>
+      </w:r>
+      <w:r>
+        <w:rPr>
+          <w:rFonts w:ascii="Calibri" w:hAnsi="Calibri" w:eastAsia="Calibri"/>
+          <w:b w:val="0"/>
+          <w:color w:val="2B2B2B"/>
+          <w:sz w:val="22"/>
+        </w:rPr>
+        <w:t xml:space="preserve"> de la sección siguiente trae la estructura exacta que se califica.</w:t>
       </w:r>
     </w:p>
     <w:p>
@@ -251,7 +320,7 @@
           <w:color w:val="2B2B2B"/>
           <w:sz w:val="22"/>
         </w:rPr>
-        <w:t>Excalidraw · Google Docs</w:t>
+        <w:t>Google Docs para la tabla y la política · ExamLab para entregar</w:t>
       </w:r>
     </w:p>
     <w:p>
@@ -357,7 +426,1028 @@
           <w:color w:val="095292"/>
           <w:sz w:val="24"/>
         </w:rPr>
-        <w:t>7. Criterio de éxito</w:t>
+        <w:t>7. Plantilla del entregable (copia esto y llénalo)</w:t>
+      </w:r>
+    </w:p>
+    <w:p>
+      <w:pPr>
+        <w:spacing w:after="120" w:before="0"/>
+        <w:jc w:val="left"/>
+      </w:pPr>
+      <w:r>
+        <w:rPr>
+          <w:rFonts w:ascii="Calibri" w:hAnsi="Calibri" w:eastAsia="Calibri"/>
+          <w:b w:val="0"/>
+          <w:color w:val="2B2B2B"/>
+          <w:sz w:val="20"/>
+        </w:rPr>
+        <w:t>Esta es exactamente la estructura que se califica. Copia el bloque tal cual en tu documento, llénalo, y pega cada parte en la pregunta de ExamLab que corresponda. Los nombres no se cambian.</w:t>
+      </w:r>
+    </w:p>
+    <w:p>
+      <w:pPr>
+        <w:spacing w:after="0" w:before="0"/>
+        <w:jc w:val="left"/>
+        <w:shd w:val="clear" w:fill="F2F2F3"/>
+      </w:pPr>
+      <w:r>
+        <w:rPr>
+          <w:rFonts w:ascii="Consolas" w:hAnsi="Consolas" w:eastAsia="Consolas"/>
+          <w:b w:val="0"/>
+          <w:color w:val="2B2B2B"/>
+          <w:sz w:val="18"/>
+        </w:rPr>
+        <w:t>A) LAS CINCO AMENAZAS   (pregunta 1 · 1.75 pts cada una)</w:t>
+      </w:r>
+    </w:p>
+    <w:p>
+      <w:pPr>
+        <w:spacing w:after="0" w:before="0"/>
+        <w:jc w:val="left"/>
+        <w:shd w:val="clear" w:fill="F2F2F3"/>
+      </w:pPr>
+      <w:r>
+        <w:rPr>
+          <w:rFonts w:ascii="Consolas" w:hAnsi="Consolas" w:eastAsia="Consolas"/>
+          <w:b w:val="0"/>
+          <w:color w:val="2B2B2B"/>
+          <w:sz w:val="18"/>
+        </w:rPr>
+        <w:t xml:space="preserve">   Cada amenaza necesita las DOS partes, o vale la mitad: el actor o el dato concreto</w:t>
+      </w:r>
+    </w:p>
+    <w:p>
+      <w:pPr>
+        <w:spacing w:after="0" w:before="0"/>
+        <w:jc w:val="left"/>
+        <w:shd w:val="clear" w:fill="F2F2F3"/>
+      </w:pPr>
+      <w:r>
+        <w:rPr>
+          <w:rFonts w:ascii="Consolas" w:hAnsi="Consolas" w:eastAsia="Consolas"/>
+          <w:b w:val="0"/>
+          <w:color w:val="2B2B2B"/>
+          <w:sz w:val="18"/>
+        </w:rPr>
+        <w:t xml:space="preserve">   de TU dominio, y el camino por el que ocurre. No hace falta una por cada letra.</w:t>
+      </w:r>
+    </w:p>
+    <w:p>
+      <w:pPr>
+        <w:spacing w:after="0" w:before="0"/>
+        <w:jc w:val="left"/>
+        <w:shd w:val="clear" w:fill="F2F2F3"/>
+      </w:pPr>
+      <w:r>
+        <w:rPr>
+          <w:rFonts w:ascii="Consolas" w:hAnsi="Consolas" w:eastAsia="Consolas"/>
+          <w:b w:val="0"/>
+          <w:color w:val="2B2B2B"/>
+          <w:sz w:val="18"/>
+        </w:rPr>
+        <w:t xml:space="preserve"> </w:t>
+      </w:r>
+    </w:p>
+    <w:p>
+      <w:pPr>
+        <w:spacing w:after="0" w:before="0"/>
+        <w:jc w:val="left"/>
+        <w:shd w:val="clear" w:fill="F2F2F3"/>
+      </w:pPr>
+      <w:r>
+        <w:rPr>
+          <w:rFonts w:ascii="Consolas" w:hAnsi="Consolas" w:eastAsia="Consolas"/>
+          <w:b w:val="0"/>
+          <w:color w:val="2B2B2B"/>
+          <w:sz w:val="18"/>
+        </w:rPr>
+        <w:t xml:space="preserve">   1. STRIDE: ___  Quien o que dato: ______________________________________________</w:t>
+      </w:r>
+    </w:p>
+    <w:p>
+      <w:pPr>
+        <w:spacing w:after="0" w:before="0"/>
+        <w:jc w:val="left"/>
+        <w:shd w:val="clear" w:fill="F2F2F3"/>
+      </w:pPr>
+      <w:r>
+        <w:rPr>
+          <w:rFonts w:ascii="Consolas" w:hAnsi="Consolas" w:eastAsia="Consolas"/>
+          <w:b w:val="0"/>
+          <w:color w:val="2B2B2B"/>
+          <w:sz w:val="18"/>
+        </w:rPr>
+        <w:t xml:space="preserve">      Camino por el que ocurre: ______________________________________________________</w:t>
+      </w:r>
+    </w:p>
+    <w:p>
+      <w:pPr>
+        <w:spacing w:after="0" w:before="0"/>
+        <w:jc w:val="left"/>
+        <w:shd w:val="clear" w:fill="F2F2F3"/>
+      </w:pPr>
+      <w:r>
+        <w:rPr>
+          <w:rFonts w:ascii="Consolas" w:hAnsi="Consolas" w:eastAsia="Consolas"/>
+          <w:b w:val="0"/>
+          <w:color w:val="2B2B2B"/>
+          <w:sz w:val="18"/>
+        </w:rPr>
+        <w:t xml:space="preserve">   2. STRIDE: ___  Quien o que dato: ______________________________________________</w:t>
+      </w:r>
+    </w:p>
+    <w:p>
+      <w:pPr>
+        <w:spacing w:after="0" w:before="0"/>
+        <w:jc w:val="left"/>
+        <w:shd w:val="clear" w:fill="F2F2F3"/>
+      </w:pPr>
+      <w:r>
+        <w:rPr>
+          <w:rFonts w:ascii="Consolas" w:hAnsi="Consolas" w:eastAsia="Consolas"/>
+          <w:b w:val="0"/>
+          <w:color w:val="2B2B2B"/>
+          <w:sz w:val="18"/>
+        </w:rPr>
+        <w:t xml:space="preserve">      Camino por el que ocurre: ______________________________________________________</w:t>
+      </w:r>
+    </w:p>
+    <w:p>
+      <w:pPr>
+        <w:spacing w:after="0" w:before="0"/>
+        <w:jc w:val="left"/>
+        <w:shd w:val="clear" w:fill="F2F2F3"/>
+      </w:pPr>
+      <w:r>
+        <w:rPr>
+          <w:rFonts w:ascii="Consolas" w:hAnsi="Consolas" w:eastAsia="Consolas"/>
+          <w:b w:val="0"/>
+          <w:color w:val="2B2B2B"/>
+          <w:sz w:val="18"/>
+        </w:rPr>
+        <w:t xml:space="preserve">   3. STRIDE: ___  Quien o que dato: ______________________________________________</w:t>
+      </w:r>
+    </w:p>
+    <w:p>
+      <w:pPr>
+        <w:spacing w:after="0" w:before="0"/>
+        <w:jc w:val="left"/>
+        <w:shd w:val="clear" w:fill="F2F2F3"/>
+      </w:pPr>
+      <w:r>
+        <w:rPr>
+          <w:rFonts w:ascii="Consolas" w:hAnsi="Consolas" w:eastAsia="Consolas"/>
+          <w:b w:val="0"/>
+          <w:color w:val="2B2B2B"/>
+          <w:sz w:val="18"/>
+        </w:rPr>
+        <w:t xml:space="preserve">      Camino por el que ocurre: ______________________________________________________</w:t>
+      </w:r>
+    </w:p>
+    <w:p>
+      <w:pPr>
+        <w:spacing w:after="0" w:before="0"/>
+        <w:jc w:val="left"/>
+        <w:shd w:val="clear" w:fill="F2F2F3"/>
+      </w:pPr>
+      <w:r>
+        <w:rPr>
+          <w:rFonts w:ascii="Consolas" w:hAnsi="Consolas" w:eastAsia="Consolas"/>
+          <w:b w:val="0"/>
+          <w:color w:val="2B2B2B"/>
+          <w:sz w:val="18"/>
+        </w:rPr>
+        <w:t xml:space="preserve">   4. STRIDE: ___  Quien o que dato: ______________________________________________</w:t>
+      </w:r>
+    </w:p>
+    <w:p>
+      <w:pPr>
+        <w:spacing w:after="0" w:before="0"/>
+        <w:jc w:val="left"/>
+        <w:shd w:val="clear" w:fill="F2F2F3"/>
+      </w:pPr>
+      <w:r>
+        <w:rPr>
+          <w:rFonts w:ascii="Consolas" w:hAnsi="Consolas" w:eastAsia="Consolas"/>
+          <w:b w:val="0"/>
+          <w:color w:val="2B2B2B"/>
+          <w:sz w:val="18"/>
+        </w:rPr>
+        <w:t xml:space="preserve">      Camino por el que ocurre: ______________________________________________________</w:t>
+      </w:r>
+    </w:p>
+    <w:p>
+      <w:pPr>
+        <w:spacing w:after="0" w:before="0"/>
+        <w:jc w:val="left"/>
+        <w:shd w:val="clear" w:fill="F2F2F3"/>
+      </w:pPr>
+      <w:r>
+        <w:rPr>
+          <w:rFonts w:ascii="Consolas" w:hAnsi="Consolas" w:eastAsia="Consolas"/>
+          <w:b w:val="0"/>
+          <w:color w:val="2B2B2B"/>
+          <w:sz w:val="18"/>
+        </w:rPr>
+        <w:t xml:space="preserve">   5. STRIDE: ___  Quien o que dato: ______________________________________________</w:t>
+      </w:r>
+    </w:p>
+    <w:p>
+      <w:pPr>
+        <w:spacing w:after="0" w:before="0"/>
+        <w:jc w:val="left"/>
+        <w:shd w:val="clear" w:fill="F2F2F3"/>
+      </w:pPr>
+      <w:r>
+        <w:rPr>
+          <w:rFonts w:ascii="Consolas" w:hAnsi="Consolas" w:eastAsia="Consolas"/>
+          <w:b w:val="0"/>
+          <w:color w:val="2B2B2B"/>
+          <w:sz w:val="18"/>
+        </w:rPr>
+        <w:t xml:space="preserve">      Camino por el que ocurre: ______________________________________________________</w:t>
+      </w:r>
+    </w:p>
+    <w:p>
+      <w:pPr>
+        <w:spacing w:after="0" w:before="0"/>
+        <w:jc w:val="left"/>
+        <w:shd w:val="clear" w:fill="F2F2F3"/>
+      </w:pPr>
+      <w:r>
+        <w:rPr>
+          <w:rFonts w:ascii="Consolas" w:hAnsi="Consolas" w:eastAsia="Consolas"/>
+          <w:b w:val="0"/>
+          <w:color w:val="2B2B2B"/>
+          <w:sz w:val="18"/>
+        </w:rPr>
+        <w:t xml:space="preserve"> </w:t>
+      </w:r>
+    </w:p>
+    <w:p>
+      <w:pPr>
+        <w:spacing w:after="0" w:before="0"/>
+        <w:jc w:val="left"/>
+        <w:shd w:val="clear" w:fill="F2F2F3"/>
+      </w:pPr>
+      <w:r>
+        <w:rPr>
+          <w:rFonts w:ascii="Consolas" w:hAnsi="Consolas" w:eastAsia="Consolas"/>
+          <w:b w:val="0"/>
+          <w:color w:val="2B2B2B"/>
+          <w:sz w:val="18"/>
+        </w:rPr>
+        <w:t>B) TABLA AMENAZA - CONTROL - DONDE SE VE   (pregunta 2 · 5 pts + 2.5 pts)</w:t>
+      </w:r>
+    </w:p>
+    <w:p>
+      <w:pPr>
+        <w:spacing w:after="0" w:before="0"/>
+        <w:jc w:val="left"/>
+        <w:shd w:val="clear" w:fill="F2F2F3"/>
+      </w:pPr>
+      <w:r>
+        <w:rPr>
+          <w:rFonts w:ascii="Consolas" w:hAnsi="Consolas" w:eastAsia="Consolas"/>
+          <w:b w:val="0"/>
+          <w:color w:val="2B2B2B"/>
+          <w:sz w:val="18"/>
+        </w:rPr>
+        <w:t xml:space="preserve">   Los encabezados son estos tres y no se cambian. La tercera columna vale 0.5 pts</w:t>
+      </w:r>
+    </w:p>
+    <w:p>
+      <w:pPr>
+        <w:spacing w:after="0" w:before="0"/>
+        <w:jc w:val="left"/>
+        <w:shd w:val="clear" w:fill="F2F2F3"/>
+      </w:pPr>
+      <w:r>
+        <w:rPr>
+          <w:rFonts w:ascii="Consolas" w:hAnsi="Consolas" w:eastAsia="Consolas"/>
+          <w:b w:val="0"/>
+          <w:color w:val="2B2B2B"/>
+          <w:sz w:val="18"/>
+        </w:rPr>
+        <w:t xml:space="preserve">   por fila y solo admite una CAJA o una FLECHA de tu C4 Containers o de tu</w:t>
+      </w:r>
+    </w:p>
+    <w:p>
+      <w:pPr>
+        <w:spacing w:after="0" w:before="0"/>
+        <w:jc w:val="left"/>
+        <w:shd w:val="clear" w:fill="F2F2F3"/>
+      </w:pPr>
+      <w:r>
+        <w:rPr>
+          <w:rFonts w:ascii="Consolas" w:hAnsi="Consolas" w:eastAsia="Consolas"/>
+          <w:b w:val="0"/>
+          <w:color w:val="2B2B2B"/>
+          <w:sz w:val="18"/>
+        </w:rPr>
+        <w:t xml:space="preserve">   Despliegue, escrita con el mismo nombre que tiene alli.</w:t>
+      </w:r>
+    </w:p>
+    <w:p>
+      <w:pPr>
+        <w:spacing w:after="0" w:before="0"/>
+        <w:jc w:val="left"/>
+        <w:shd w:val="clear" w:fill="F2F2F3"/>
+      </w:pPr>
+      <w:r>
+        <w:rPr>
+          <w:rFonts w:ascii="Consolas" w:hAnsi="Consolas" w:eastAsia="Consolas"/>
+          <w:b w:val="0"/>
+          <w:color w:val="2B2B2B"/>
+          <w:sz w:val="18"/>
+        </w:rPr>
+        <w:t xml:space="preserve"> </w:t>
+      </w:r>
+    </w:p>
+    <w:p>
+      <w:pPr>
+        <w:spacing w:after="0" w:before="0"/>
+        <w:jc w:val="left"/>
+        <w:shd w:val="clear" w:fill="F2F2F3"/>
+      </w:pPr>
+      <w:r>
+        <w:rPr>
+          <w:rFonts w:ascii="Consolas" w:hAnsi="Consolas" w:eastAsia="Consolas"/>
+          <w:b w:val="0"/>
+          <w:color w:val="2B2B2B"/>
+          <w:sz w:val="18"/>
+        </w:rPr>
+        <w:t xml:space="preserve">   | Amenaza (n de A) | Control concreto y verificable | Donde se ve (caja o flecha) |</w:t>
+      </w:r>
+    </w:p>
+    <w:p>
+      <w:pPr>
+        <w:spacing w:after="0" w:before="0"/>
+        <w:jc w:val="left"/>
+        <w:shd w:val="clear" w:fill="F2F2F3"/>
+      </w:pPr>
+      <w:r>
+        <w:rPr>
+          <w:rFonts w:ascii="Consolas" w:hAnsi="Consolas" w:eastAsia="Consolas"/>
+          <w:b w:val="0"/>
+          <w:color w:val="2B2B2B"/>
+          <w:sz w:val="18"/>
+        </w:rPr>
+        <w:t xml:space="preserve">   |------------------|--------------------------------|-----------------------------|</w:t>
+      </w:r>
+    </w:p>
+    <w:p>
+      <w:pPr>
+        <w:spacing w:after="0" w:before="0"/>
+        <w:jc w:val="left"/>
+        <w:shd w:val="clear" w:fill="F2F2F3"/>
+      </w:pPr>
+      <w:r>
+        <w:rPr>
+          <w:rFonts w:ascii="Consolas" w:hAnsi="Consolas" w:eastAsia="Consolas"/>
+          <w:b w:val="0"/>
+          <w:color w:val="2B2B2B"/>
+          <w:sz w:val="18"/>
+        </w:rPr>
+        <w:t xml:space="preserve">   | 1.               |                                |                             |</w:t>
+      </w:r>
+    </w:p>
+    <w:p>
+      <w:pPr>
+        <w:spacing w:after="0" w:before="0"/>
+        <w:jc w:val="left"/>
+        <w:shd w:val="clear" w:fill="F2F2F3"/>
+      </w:pPr>
+      <w:r>
+        <w:rPr>
+          <w:rFonts w:ascii="Consolas" w:hAnsi="Consolas" w:eastAsia="Consolas"/>
+          <w:b w:val="0"/>
+          <w:color w:val="2B2B2B"/>
+          <w:sz w:val="18"/>
+        </w:rPr>
+        <w:t xml:space="preserve">   | 2.               |                                |                             |</w:t>
+      </w:r>
+    </w:p>
+    <w:p>
+      <w:pPr>
+        <w:spacing w:after="0" w:before="0"/>
+        <w:jc w:val="left"/>
+        <w:shd w:val="clear" w:fill="F2F2F3"/>
+      </w:pPr>
+      <w:r>
+        <w:rPr>
+          <w:rFonts w:ascii="Consolas" w:hAnsi="Consolas" w:eastAsia="Consolas"/>
+          <w:b w:val="0"/>
+          <w:color w:val="2B2B2B"/>
+          <w:sz w:val="18"/>
+        </w:rPr>
+        <w:t xml:space="preserve">   | 3.               |                                |                             |</w:t>
+      </w:r>
+    </w:p>
+    <w:p>
+      <w:pPr>
+        <w:spacing w:after="0" w:before="0"/>
+        <w:jc w:val="left"/>
+        <w:shd w:val="clear" w:fill="F2F2F3"/>
+      </w:pPr>
+      <w:r>
+        <w:rPr>
+          <w:rFonts w:ascii="Consolas" w:hAnsi="Consolas" w:eastAsia="Consolas"/>
+          <w:b w:val="0"/>
+          <w:color w:val="2B2B2B"/>
+          <w:sz w:val="18"/>
+        </w:rPr>
+        <w:t xml:space="preserve">   | 4.               |                                |                             |</w:t>
+      </w:r>
+    </w:p>
+    <w:p>
+      <w:pPr>
+        <w:spacing w:after="0" w:before="0"/>
+        <w:jc w:val="left"/>
+        <w:shd w:val="clear" w:fill="F2F2F3"/>
+      </w:pPr>
+      <w:r>
+        <w:rPr>
+          <w:rFonts w:ascii="Consolas" w:hAnsi="Consolas" w:eastAsia="Consolas"/>
+          <w:b w:val="0"/>
+          <w:color w:val="2B2B2B"/>
+          <w:sz w:val="18"/>
+        </w:rPr>
+        <w:t xml:space="preserve">   | 5.               |                                |                             |</w:t>
+      </w:r>
+    </w:p>
+    <w:p>
+      <w:pPr>
+        <w:spacing w:after="0" w:before="0"/>
+        <w:jc w:val="left"/>
+        <w:shd w:val="clear" w:fill="F2F2F3"/>
+      </w:pPr>
+      <w:r>
+        <w:rPr>
+          <w:rFonts w:ascii="Consolas" w:hAnsi="Consolas" w:eastAsia="Consolas"/>
+          <w:b w:val="0"/>
+          <w:color w:val="2B2B2B"/>
+          <w:sz w:val="18"/>
+        </w:rPr>
+        <w:t xml:space="preserve"> </w:t>
+      </w:r>
+    </w:p>
+    <w:p>
+      <w:pPr>
+        <w:spacing w:after="0" w:before="0"/>
+        <w:jc w:val="left"/>
+        <w:shd w:val="clear" w:fill="F2F2F3"/>
+      </w:pPr>
+      <w:r>
+        <w:rPr>
+          <w:rFonts w:ascii="Consolas" w:hAnsi="Consolas" w:eastAsia="Consolas"/>
+          <w:b w:val="0"/>
+          <w:color w:val="2B2B2B"/>
+          <w:sz w:val="18"/>
+        </w:rPr>
+        <w:t xml:space="preserve">   Prueba de «verificable»: escribe en una linea que se hace para comprobar que el</w:t>
+      </w:r>
+    </w:p>
+    <w:p>
+      <w:pPr>
+        <w:spacing w:after="0" w:before="0"/>
+        <w:jc w:val="left"/>
+        <w:shd w:val="clear" w:fill="F2F2F3"/>
+      </w:pPr>
+      <w:r>
+        <w:rPr>
+          <w:rFonts w:ascii="Consolas" w:hAnsi="Consolas" w:eastAsia="Consolas"/>
+          <w:b w:val="0"/>
+          <w:color w:val="2B2B2B"/>
+          <w:sz w:val="18"/>
+        </w:rPr>
+        <w:t xml:space="preserve">   control esta puesto. Si no puedes, todavia es una intencion.</w:t>
+      </w:r>
+    </w:p>
+    <w:p>
+      <w:pPr>
+        <w:spacing w:after="0" w:before="0"/>
+        <w:jc w:val="left"/>
+        <w:shd w:val="clear" w:fill="F2F2F3"/>
+      </w:pPr>
+      <w:r>
+        <w:rPr>
+          <w:rFonts w:ascii="Consolas" w:hAnsi="Consolas" w:eastAsia="Consolas"/>
+          <w:b w:val="0"/>
+          <w:color w:val="2B2B2B"/>
+          <w:sz w:val="18"/>
+        </w:rPr>
+        <w:t xml:space="preserve"> </w:t>
+      </w:r>
+    </w:p>
+    <w:p>
+      <w:pPr>
+        <w:spacing w:after="0" w:before="0"/>
+        <w:jc w:val="left"/>
+        <w:shd w:val="clear" w:fill="F2F2F3"/>
+      </w:pPr>
+      <w:r>
+        <w:rPr>
+          <w:rFonts w:ascii="Consolas" w:hAnsi="Consolas" w:eastAsia="Consolas"/>
+          <w:b w:val="0"/>
+          <w:color w:val="2B2B2B"/>
+          <w:sz w:val="18"/>
+        </w:rPr>
+        <w:t>C) MENOR PRIVILEGIO   (pregunta 2 · 1.25 pts · las dos mitades pesan igual)</w:t>
+      </w:r>
+    </w:p>
+    <w:p>
+      <w:pPr>
+        <w:spacing w:after="0" w:before="0"/>
+        <w:jc w:val="left"/>
+        <w:shd w:val="clear" w:fill="F2F2F3"/>
+      </w:pPr>
+      <w:r>
+        <w:rPr>
+          <w:rFonts w:ascii="Consolas" w:hAnsi="Consolas" w:eastAsia="Consolas"/>
+          <w:b w:val="0"/>
+          <w:color w:val="2B2B2B"/>
+          <w:sz w:val="18"/>
+        </w:rPr>
+        <w:t xml:space="preserve">   Definirlo sin aplicarlo vale la mitad. Aplicarlo sin decir que deja de poder</w:t>
+      </w:r>
+    </w:p>
+    <w:p>
+      <w:pPr>
+        <w:spacing w:after="0" w:before="0"/>
+        <w:jc w:val="left"/>
+        <w:shd w:val="clear" w:fill="F2F2F3"/>
+      </w:pPr>
+      <w:r>
+        <w:rPr>
+          <w:rFonts w:ascii="Consolas" w:hAnsi="Consolas" w:eastAsia="Consolas"/>
+          <w:b w:val="0"/>
+          <w:color w:val="2B2B2B"/>
+          <w:sz w:val="18"/>
+        </w:rPr>
+        <w:t xml:space="preserve">   hacer, la otra mitad.</w:t>
+      </w:r>
+    </w:p>
+    <w:p>
+      <w:pPr>
+        <w:spacing w:after="0" w:before="0"/>
+        <w:jc w:val="left"/>
+        <w:shd w:val="clear" w:fill="F2F2F3"/>
+      </w:pPr>
+      <w:r>
+        <w:rPr>
+          <w:rFonts w:ascii="Consolas" w:hAnsi="Consolas" w:eastAsia="Consolas"/>
+          <w:b w:val="0"/>
+          <w:color w:val="2B2B2B"/>
+          <w:sz w:val="18"/>
+        </w:rPr>
+        <w:t xml:space="preserve"> </w:t>
+      </w:r>
+    </w:p>
+    <w:p>
+      <w:pPr>
+        <w:spacing w:after="0" w:before="0"/>
+        <w:jc w:val="left"/>
+        <w:shd w:val="clear" w:fill="F2F2F3"/>
+      </w:pPr>
+      <w:r>
+        <w:rPr>
+          <w:rFonts w:ascii="Consolas" w:hAnsi="Consolas" w:eastAsia="Consolas"/>
+          <w:b w:val="0"/>
+          <w:color w:val="2B2B2B"/>
+          <w:sz w:val="18"/>
+        </w:rPr>
+        <w:t xml:space="preserve">   Componente de MI sistema : ______________________________________________________</w:t>
+      </w:r>
+    </w:p>
+    <w:p>
+      <w:pPr>
+        <w:spacing w:after="0" w:before="0"/>
+        <w:jc w:val="left"/>
+        <w:shd w:val="clear" w:fill="F2F2F3"/>
+      </w:pPr>
+      <w:r>
+        <w:rPr>
+          <w:rFonts w:ascii="Consolas" w:hAnsi="Consolas" w:eastAsia="Consolas"/>
+          <w:b w:val="0"/>
+          <w:color w:val="2B2B2B"/>
+          <w:sz w:val="18"/>
+        </w:rPr>
+        <w:t xml:space="preserve">   Con que permisos entra   : ______________________________________________________</w:t>
+      </w:r>
+    </w:p>
+    <w:p>
+      <w:pPr>
+        <w:spacing w:after="0" w:before="0"/>
+        <w:jc w:val="left"/>
+        <w:shd w:val="clear" w:fill="F2F2F3"/>
+      </w:pPr>
+      <w:r>
+        <w:rPr>
+          <w:rFonts w:ascii="Consolas" w:hAnsi="Consolas" w:eastAsia="Consolas"/>
+          <w:b w:val="0"/>
+          <w:color w:val="2B2B2B"/>
+          <w:sz w:val="18"/>
+        </w:rPr>
+        <w:t xml:space="preserve">   Que DEJA DE PODER hacer  : ______________________________________________________</w:t>
+      </w:r>
+    </w:p>
+    <w:p>
+      <w:pPr>
+        <w:spacing w:after="0" w:before="0"/>
+        <w:jc w:val="left"/>
+        <w:shd w:val="clear" w:fill="F2F2F3"/>
+      </w:pPr>
+      <w:r>
+        <w:rPr>
+          <w:rFonts w:ascii="Consolas" w:hAnsi="Consolas" w:eastAsia="Consolas"/>
+          <w:b w:val="0"/>
+          <w:color w:val="2B2B2B"/>
+          <w:sz w:val="18"/>
+        </w:rPr>
+        <w:t xml:space="preserve">                              ______________________________________________________</w:t>
+      </w:r>
+    </w:p>
+    <w:p>
+      <w:pPr>
+        <w:spacing w:after="0" w:before="0"/>
+        <w:jc w:val="left"/>
+        <w:shd w:val="clear" w:fill="F2F2F3"/>
+      </w:pPr>
+      <w:r>
+        <w:rPr>
+          <w:rFonts w:ascii="Consolas" w:hAnsi="Consolas" w:eastAsia="Consolas"/>
+          <w:b w:val="0"/>
+          <w:color w:val="2B2B2B"/>
+          <w:sz w:val="18"/>
+        </w:rPr>
+        <w:t xml:space="preserve"> </w:t>
+      </w:r>
+    </w:p>
+    <w:p>
+      <w:pPr>
+        <w:spacing w:after="0" w:before="0"/>
+        <w:jc w:val="left"/>
+        <w:shd w:val="clear" w:fill="F2F2F3"/>
+      </w:pPr>
+      <w:r>
+        <w:rPr>
+          <w:rFonts w:ascii="Consolas" w:hAnsi="Consolas" w:eastAsia="Consolas"/>
+          <w:b w:val="0"/>
+          <w:color w:val="2B2B2B"/>
+          <w:sz w:val="18"/>
+        </w:rPr>
+        <w:t>D) POLITICA DE SECRETOS DEL REPOSITORIO Y DE LA CI   (pregunta 3)</w:t>
+      </w:r>
+    </w:p>
+    <w:p>
+      <w:pPr>
+        <w:spacing w:after="0" w:before="0"/>
+        <w:jc w:val="left"/>
+        <w:shd w:val="clear" w:fill="F2F2F3"/>
+      </w:pPr>
+      <w:r>
+        <w:rPr>
+          <w:rFonts w:ascii="Consolas" w:hAnsi="Consolas" w:eastAsia="Consolas"/>
+          <w:b w:val="0"/>
+          <w:color w:val="2B2B2B"/>
+          <w:sz w:val="18"/>
+        </w:rPr>
+        <w:t xml:space="preserve">   Las cuatro primeras valen 1.5 pts cada una y se califican una por una. La quinta</w:t>
+      </w:r>
+    </w:p>
+    <w:p>
+      <w:pPr>
+        <w:spacing w:after="0" w:before="0"/>
+        <w:jc w:val="left"/>
+        <w:shd w:val="clear" w:fill="F2F2F3"/>
+      </w:pPr>
+      <w:r>
+        <w:rPr>
+          <w:rFonts w:ascii="Consolas" w:hAnsi="Consolas" w:eastAsia="Consolas"/>
+          <w:b w:val="0"/>
+          <w:color w:val="2B2B2B"/>
+          <w:sz w:val="18"/>
+        </w:rPr>
+        <w:t xml:space="preserve">   linea vale otros 1.5 y es la que mas se falla.</w:t>
+      </w:r>
+    </w:p>
+    <w:p>
+      <w:pPr>
+        <w:spacing w:after="0" w:before="0"/>
+        <w:jc w:val="left"/>
+        <w:shd w:val="clear" w:fill="F2F2F3"/>
+      </w:pPr>
+      <w:r>
+        <w:rPr>
+          <w:rFonts w:ascii="Consolas" w:hAnsi="Consolas" w:eastAsia="Consolas"/>
+          <w:b w:val="0"/>
+          <w:color w:val="2B2B2B"/>
+          <w:sz w:val="18"/>
+        </w:rPr>
+        <w:t xml:space="preserve"> </w:t>
+      </w:r>
+    </w:p>
+    <w:p>
+      <w:pPr>
+        <w:spacing w:after="0" w:before="0"/>
+        <w:jc w:val="left"/>
+        <w:shd w:val="clear" w:fill="F2F2F3"/>
+      </w:pPr>
+      <w:r>
+        <w:rPr>
+          <w:rFonts w:ascii="Consolas" w:hAnsi="Consolas" w:eastAsia="Consolas"/>
+          <w:b w:val="0"/>
+          <w:color w:val="2B2B2B"/>
+          <w:sz w:val="18"/>
+        </w:rPr>
+        <w:t xml:space="preserve">   1. Donde viven        : ___________________________________________________________</w:t>
+      </w:r>
+    </w:p>
+    <w:p>
+      <w:pPr>
+        <w:spacing w:after="0" w:before="0"/>
+        <w:jc w:val="left"/>
+        <w:shd w:val="clear" w:fill="F2F2F3"/>
+      </w:pPr>
+      <w:r>
+        <w:rPr>
+          <w:rFonts w:ascii="Consolas" w:hAnsi="Consolas" w:eastAsia="Consolas"/>
+          <w:b w:val="0"/>
+          <w:color w:val="2B2B2B"/>
+          <w:sz w:val="18"/>
+        </w:rPr>
+        <w:t xml:space="preserve">      Mis secretos son   : ________________, ________________, ________________</w:t>
+      </w:r>
+    </w:p>
+    <w:p>
+      <w:pPr>
+        <w:spacing w:after="0" w:before="0"/>
+        <w:jc w:val="left"/>
+        <w:shd w:val="clear" w:fill="F2F2F3"/>
+      </w:pPr>
+      <w:r>
+        <w:rPr>
+          <w:rFonts w:ascii="Consolas" w:hAnsi="Consolas" w:eastAsia="Consolas"/>
+          <w:b w:val="0"/>
+          <w:color w:val="2B2B2B"/>
+          <w:sz w:val="18"/>
+        </w:rPr>
+        <w:t xml:space="preserve">   2. Quien los rota     : ________________________  (un rol responsable, no «solas»)</w:t>
+      </w:r>
+    </w:p>
+    <w:p>
+      <w:pPr>
+        <w:spacing w:after="0" w:before="0"/>
+        <w:jc w:val="left"/>
+        <w:shd w:val="clear" w:fill="F2F2F3"/>
+      </w:pPr>
+      <w:r>
+        <w:rPr>
+          <w:rFonts w:ascii="Consolas" w:hAnsi="Consolas" w:eastAsia="Consolas"/>
+          <w:b w:val="0"/>
+          <w:color w:val="2B2B2B"/>
+          <w:sz w:val="18"/>
+        </w:rPr>
+        <w:t xml:space="preserve">   3. Cada cuanto        : ________________________  (un numero o un evento fijo)</w:t>
+      </w:r>
+    </w:p>
+    <w:p>
+      <w:pPr>
+        <w:spacing w:after="0" w:before="0"/>
+        <w:jc w:val="left"/>
+        <w:shd w:val="clear" w:fill="F2F2F3"/>
+      </w:pPr>
+      <w:r>
+        <w:rPr>
+          <w:rFonts w:ascii="Consolas" w:hAnsi="Consolas" w:eastAsia="Consolas"/>
+          <w:b w:val="0"/>
+          <w:color w:val="2B2B2B"/>
+          <w:sz w:val="18"/>
+        </w:rPr>
+        <w:t xml:space="preserve">   4. Que esta prohibido, marca todo lo que aplique:</w:t>
+      </w:r>
+    </w:p>
+    <w:p>
+      <w:pPr>
+        <w:spacing w:after="0" w:before="0"/>
+        <w:jc w:val="left"/>
+        <w:shd w:val="clear" w:fill="F2F2F3"/>
+      </w:pPr>
+      <w:r>
+        <w:rPr>
+          <w:rFonts w:ascii="Consolas" w:hAnsi="Consolas" w:eastAsia="Consolas"/>
+          <w:b w:val="0"/>
+          <w:color w:val="2B2B2B"/>
+          <w:sz w:val="18"/>
+        </w:rPr>
+        <w:t xml:space="preserve">      [ ] en el Dockerfile    [ ] en el README    [ ] en el YAML en claro</w:t>
+      </w:r>
+    </w:p>
+    <w:p>
+      <w:pPr>
+        <w:spacing w:after="0" w:before="0"/>
+        <w:jc w:val="left"/>
+        <w:shd w:val="clear" w:fill="F2F2F3"/>
+      </w:pPr>
+      <w:r>
+        <w:rPr>
+          <w:rFonts w:ascii="Consolas" w:hAnsi="Consolas" w:eastAsia="Consolas"/>
+          <w:b w:val="0"/>
+          <w:color w:val="2B2B2B"/>
+          <w:sz w:val="18"/>
+        </w:rPr>
+        <w:t xml:space="preserve">      [ ] impreso en el log del pipeline          [ ] otro: _________________________</w:t>
+      </w:r>
+    </w:p>
+    <w:p>
+      <w:pPr>
+        <w:spacing w:after="0" w:before="0"/>
+        <w:jc w:val="left"/>
+        <w:shd w:val="clear" w:fill="F2F2F3"/>
+      </w:pPr>
+      <w:r>
+        <w:rPr>
+          <w:rFonts w:ascii="Consolas" w:hAnsi="Consolas" w:eastAsia="Consolas"/>
+          <w:b w:val="0"/>
+          <w:color w:val="2B2B2B"/>
+          <w:sz w:val="18"/>
+        </w:rPr>
+        <w:t xml:space="preserve">   5. Si un secreto se filtra, el PRIMER paso es: ____________________________________</w:t>
+      </w:r>
+    </w:p>
+    <w:p>
+      <w:pPr>
+        <w:spacing w:after="0" w:before="0"/>
+        <w:jc w:val="left"/>
+        <w:shd w:val="clear" w:fill="F2F2F3"/>
+      </w:pPr>
+      <w:r>
+        <w:rPr>
+          <w:rFonts w:ascii="Consolas" w:hAnsi="Consolas" w:eastAsia="Consolas"/>
+          <w:b w:val="0"/>
+          <w:color w:val="2B2B2B"/>
+          <w:sz w:val="18"/>
+        </w:rPr>
+        <w:t xml:space="preserve">      y despues: _____________________________________________________________________</w:t>
+      </w:r>
+    </w:p>
+    <w:p>
+      <w:pPr>
+        <w:spacing w:after="0" w:before="0"/>
+        <w:jc w:val="left"/>
+        <w:shd w:val="clear" w:fill="F2F2F3"/>
+      </w:pPr>
+      <w:r>
+        <w:rPr>
+          <w:rFonts w:ascii="Consolas" w:hAnsi="Consolas" w:eastAsia="Consolas"/>
+          <w:b w:val="0"/>
+          <w:color w:val="2B2B2B"/>
+          <w:sz w:val="18"/>
+        </w:rPr>
+        <w:t xml:space="preserve"> </w:t>
+      </w:r>
+    </w:p>
+    <w:p>
+      <w:pPr>
+        <w:spacing w:after="0" w:before="0"/>
+        <w:jc w:val="left"/>
+        <w:shd w:val="clear" w:fill="F2F2F3"/>
+      </w:pPr>
+      <w:r>
+        <w:rPr>
+          <w:rFonts w:ascii="Consolas" w:hAnsi="Consolas" w:eastAsia="Consolas"/>
+          <w:b w:val="0"/>
+          <w:color w:val="2B2B2B"/>
+          <w:sz w:val="18"/>
+        </w:rPr>
+        <w:t>E) VERIFICACION DE COHERENCIA   (no da puntos; los quita si falla)</w:t>
+      </w:r>
+    </w:p>
+    <w:p>
+      <w:pPr>
+        <w:spacing w:after="0" w:before="0"/>
+        <w:jc w:val="left"/>
+        <w:shd w:val="clear" w:fill="F2F2F3"/>
+      </w:pPr>
+      <w:r>
+        <w:rPr>
+          <w:rFonts w:ascii="Consolas" w:hAnsi="Consolas" w:eastAsia="Consolas"/>
+          <w:b w:val="0"/>
+          <w:color w:val="2B2B2B"/>
+          <w:sz w:val="18"/>
+        </w:rPr>
+        <w:t xml:space="preserve">   [ ] La tabla de B tiene UNA fila por cada amenaza de A, con el mismo numero.</w:t>
+      </w:r>
+    </w:p>
+    <w:p>
+      <w:pPr>
+        <w:spacing w:after="0" w:before="0"/>
+        <w:jc w:val="left"/>
+        <w:shd w:val="clear" w:fill="F2F2F3"/>
+      </w:pPr>
+      <w:r>
+        <w:rPr>
+          <w:rFonts w:ascii="Consolas" w:hAnsi="Consolas" w:eastAsia="Consolas"/>
+          <w:b w:val="0"/>
+          <w:color w:val="2B2B2B"/>
+          <w:sz w:val="18"/>
+        </w:rPr>
+        <w:t xml:space="preserve">   [ ] Cada nombre de la tercera columna existe TAL CUAL en tu C4 Containers o en tu</w:t>
+      </w:r>
+    </w:p>
+    <w:p>
+      <w:pPr>
+        <w:spacing w:after="0" w:before="0"/>
+        <w:jc w:val="left"/>
+        <w:shd w:val="clear" w:fill="F2F2F3"/>
+      </w:pPr>
+      <w:r>
+        <w:rPr>
+          <w:rFonts w:ascii="Consolas" w:hAnsi="Consolas" w:eastAsia="Consolas"/>
+          <w:b w:val="0"/>
+          <w:color w:val="2B2B2B"/>
+          <w:sz w:val="18"/>
+        </w:rPr>
+        <w:t xml:space="preserve">       Despliegue. Si no lo encuentras, al diagrama le falta esa pieza.</w:t>
+      </w:r>
+    </w:p>
+    <w:p>
+      <w:pPr>
+        <w:spacing w:after="0" w:before="0"/>
+        <w:jc w:val="left"/>
+        <w:shd w:val="clear" w:fill="F2F2F3"/>
+      </w:pPr>
+      <w:r>
+        <w:rPr>
+          <w:rFonts w:ascii="Consolas" w:hAnsi="Consolas" w:eastAsia="Consolas"/>
+          <w:b w:val="0"/>
+          <w:color w:val="2B2B2B"/>
+          <w:sz w:val="18"/>
+        </w:rPr>
+        <w:t xml:space="preserve">   [ ] Ningun control cae en la aplicacion web: ocultar un boton no es un control,</w:t>
+      </w:r>
+    </w:p>
+    <w:p>
+      <w:pPr>
+        <w:spacing w:after="0" w:before="0"/>
+        <w:jc w:val="left"/>
+        <w:shd w:val="clear" w:fill="F2F2F3"/>
+      </w:pPr>
+      <w:r>
+        <w:rPr>
+          <w:rFonts w:ascii="Consolas" w:hAnsi="Consolas" w:eastAsia="Consolas"/>
+          <w:b w:val="0"/>
+          <w:color w:val="2B2B2B"/>
+          <w:sz w:val="18"/>
+        </w:rPr>
+        <w:t xml:space="preserve">       porque la peticion se puede enviar sin pasar por la interfaz.</w:t>
+      </w:r>
+    </w:p>
+    <w:p>
+      <w:pPr>
+        <w:spacing w:after="0" w:before="0"/>
+        <w:jc w:val="left"/>
+        <w:shd w:val="clear" w:fill="F2F2F3"/>
+      </w:pPr>
+      <w:r>
+        <w:rPr>
+          <w:rFonts w:ascii="Consolas" w:hAnsi="Consolas" w:eastAsia="Consolas"/>
+          <w:b w:val="0"/>
+          <w:color w:val="2B2B2B"/>
+          <w:sz w:val="18"/>
+        </w:rPr>
+        <w:t xml:space="preserve">   [ ] Ninguna de las cinco amenazas es otra de la lista con otras palabras.</w:t>
+      </w:r>
+    </w:p>
+    <w:p>
+      <w:pPr>
+        <w:spacing w:after="0" w:before="0"/>
+        <w:jc w:val="left"/>
+      </w:pPr>
+      <w:r>
+        <w:rPr>
+          <w:rFonts w:ascii="Calibri" w:hAnsi="Calibri" w:eastAsia="Calibri"/>
+          <w:b w:val="0"/>
+          <w:color w:val="2B2B2B"/>
+          <w:sz w:val="12"/>
+        </w:rPr>
+        <w:t xml:space="preserve"> </w:t>
+      </w:r>
+    </w:p>
+    <w:p>
+      <w:pPr>
+        <w:spacing w:after="120" w:before="240"/>
+        <w:jc w:val="left"/>
+      </w:pPr>
+      <w:r>
+        <w:rPr>
+          <w:rFonts w:ascii="Calibri" w:hAnsi="Calibri" w:eastAsia="Calibri"/>
+          <w:b/>
+          <w:color w:val="095292"/>
+          <w:sz w:val="24"/>
+        </w:rPr>
+        <w:t>8. Criterio de éxito</w:t>
       </w:r>
     </w:p>
     <w:p>
@@ -417,7 +1507,7 @@
           <w:color w:val="095292"/>
           <w:sz w:val="24"/>
         </w:rPr>
-        <w:t>8. Pistas (checklist vacío — sin solución)</w:t>
+        <w:t>9. Pistas (checklist vacío — sin solución)</w:t>
       </w:r>
     </w:p>
     <w:p>
@@ -432,14 +1522,17 @@
           <w:color w:val="2B2B2B"/>
           <w:sz w:val="22"/>
         </w:rPr>
-        <w:t>☐ ¿Cada amenaza tiene control + dónde se ve en el diagrama?</w:t>
+        <w:t xml:space="preserve">☐ ¿Cada una de las cinco amenazas nombra el actor o el dato concreto de </w:t>
       </w:r>
-    </w:p>
-    <w:p>
-      <w:pPr>
-        <w:pStyle w:val="ListBullet"/>
-        <w:spacing w:after="40"/>
-      </w:pPr>
+      <w:r>
+        <w:rPr>
+          <w:rFonts w:ascii="Calibri" w:hAnsi="Calibri" w:eastAsia="Calibri"/>
+          <w:b/>
+          <w:color w:val="2B2B2B"/>
+          <w:sz w:val="22"/>
+        </w:rPr>
+        <w:t>tu</w:t>
+      </w:r>
       <w:r>
         <w:rPr>
           <w:rFonts w:ascii="Calibri" w:hAnsi="Calibri" w:eastAsia="Calibri"/>
@@ -447,14 +1540,17 @@
           <w:color w:val="2B2B2B"/>
           <w:sz w:val="22"/>
         </w:rPr>
-        <w:t>☐ ¿Secretos en Settings/Actions, no en Dockerfile?</w:t>
+        <w:t xml:space="preserve"> dominio </w:t>
       </w:r>
-    </w:p>
-    <w:p>
-      <w:pPr>
-        <w:pStyle w:val="ListBullet"/>
-        <w:spacing w:after="40"/>
-      </w:pPr>
+      <w:r>
+        <w:rPr>
+          <w:rFonts w:ascii="Calibri" w:hAnsi="Calibri" w:eastAsia="Calibri"/>
+          <w:b/>
+          <w:color w:val="2B2B2B"/>
+          <w:sz w:val="22"/>
+        </w:rPr>
+        <w:t>y</w:t>
+      </w:r>
       <w:r>
         <w:rPr>
           <w:rFonts w:ascii="Calibri" w:hAnsi="Calibri" w:eastAsia="Calibri"/>
@@ -462,7 +1558,298 @@
           <w:color w:val="2B2B2B"/>
           <w:sz w:val="22"/>
         </w:rPr>
-        <w:t>☐ ¿Least privilege aparece aunque sea narrado?</w:t>
+        <w:t xml:space="preserve"> el camino por el que ocurre?</w:t>
+      </w:r>
+    </w:p>
+    <w:p>
+      <w:pPr>
+        <w:pStyle w:val="ListBullet"/>
+        <w:spacing w:after="40"/>
+      </w:pPr>
+      <w:r>
+        <w:rPr>
+          <w:rFonts w:ascii="Calibri" w:hAnsi="Calibri" w:eastAsia="Calibri"/>
+          <w:b w:val="0"/>
+          <w:color w:val="2B2B2B"/>
+          <w:sz w:val="22"/>
+        </w:rPr>
+        <w:t>☐ ¿Ninguna es una frase de manual que sirva igual para cualquier sistema? (esa vale la mitad)</w:t>
+      </w:r>
+    </w:p>
+    <w:p>
+      <w:pPr>
+        <w:pStyle w:val="ListBullet"/>
+        <w:spacing w:after="40"/>
+      </w:pPr>
+      <w:r>
+        <w:rPr>
+          <w:rFonts w:ascii="Calibri" w:hAnsi="Calibri" w:eastAsia="Calibri"/>
+          <w:b w:val="0"/>
+          <w:color w:val="2B2B2B"/>
+          <w:sz w:val="22"/>
+        </w:rPr>
+        <w:t>☐ ¿Ninguna repite otra con otras palabras? ¿Listaste amenazas y no controles? («falta HTTPS» es la pregunta 2)</w:t>
+      </w:r>
+    </w:p>
+    <w:p>
+      <w:pPr>
+        <w:pStyle w:val="ListBullet"/>
+        <w:spacing w:after="40"/>
+      </w:pPr>
+      <w:r>
+        <w:rPr>
+          <w:rFonts w:ascii="Calibri" w:hAnsi="Calibri" w:eastAsia="Calibri"/>
+          <w:b w:val="0"/>
+          <w:color w:val="2B2B2B"/>
+          <w:sz w:val="22"/>
+        </w:rPr>
+        <w:t xml:space="preserve">☐ ¿Cada control es </w:t>
+      </w:r>
+      <w:r>
+        <w:rPr>
+          <w:rFonts w:ascii="Calibri" w:hAnsi="Calibri" w:eastAsia="Calibri"/>
+          <w:b/>
+          <w:color w:val="2B2B2B"/>
+          <w:sz w:val="22"/>
+        </w:rPr>
+        <w:t>verificable</w:t>
+      </w:r>
+      <w:r>
+        <w:rPr>
+          <w:rFonts w:ascii="Calibri" w:hAnsi="Calibri" w:eastAsia="Calibri"/>
+          <w:b w:val="0"/>
+          <w:color w:val="2B2B2B"/>
+          <w:sz w:val="22"/>
+        </w:rPr>
+        <w:t>: puedes decir en una línea qué se hace para comprobar que está puesto?</w:t>
+      </w:r>
+    </w:p>
+    <w:p>
+      <w:pPr>
+        <w:pStyle w:val="ListBullet"/>
+        <w:spacing w:after="40"/>
+      </w:pPr>
+      <w:r>
+        <w:rPr>
+          <w:rFonts w:ascii="Calibri" w:hAnsi="Calibri" w:eastAsia="Calibri"/>
+          <w:b w:val="0"/>
+          <w:color w:val="2B2B2B"/>
+          <w:sz w:val="22"/>
+        </w:rPr>
+        <w:t xml:space="preserve">☐ ¿La tercera columna nombra una </w:t>
+      </w:r>
+      <w:r>
+        <w:rPr>
+          <w:rFonts w:ascii="Calibri" w:hAnsi="Calibri" w:eastAsia="Calibri"/>
+          <w:b/>
+          <w:color w:val="2B2B2B"/>
+          <w:sz w:val="22"/>
+        </w:rPr>
+        <w:t>caja o una flecha</w:t>
+      </w:r>
+      <w:r>
+        <w:rPr>
+          <w:rFonts w:ascii="Calibri" w:hAnsi="Calibri" w:eastAsia="Calibri"/>
+          <w:b w:val="0"/>
+          <w:color w:val="2B2B2B"/>
+          <w:sz w:val="22"/>
+        </w:rPr>
+        <w:t xml:space="preserve"> que existe tal cual en tu C4 Containers o en tu Despliegue? (son 2.5 pts)</w:t>
+      </w:r>
+    </w:p>
+    <w:p>
+      <w:pPr>
+        <w:pStyle w:val="ListBullet"/>
+        <w:spacing w:after="40"/>
+      </w:pPr>
+      <w:r>
+        <w:rPr>
+          <w:rFonts w:ascii="Calibri" w:hAnsi="Calibri" w:eastAsia="Calibri"/>
+          <w:b w:val="0"/>
+          <w:color w:val="2B2B2B"/>
+          <w:sz w:val="22"/>
+        </w:rPr>
+        <w:t>☐ ¿Ningún control cae en la aplicación web? Ocultar un botón no es un control: la petición se envía sin abrir la interfaz.</w:t>
+      </w:r>
+    </w:p>
+    <w:p>
+      <w:pPr>
+        <w:pStyle w:val="ListBullet"/>
+        <w:spacing w:after="40"/>
+      </w:pPr>
+      <w:r>
+        <w:rPr>
+          <w:rFonts w:ascii="Calibri" w:hAnsi="Calibri" w:eastAsia="Calibri"/>
+          <w:b w:val="0"/>
+          <w:color w:val="2B2B2B"/>
+          <w:sz w:val="22"/>
+        </w:rPr>
+        <w:t xml:space="preserve">☐ ¿Aparece el </w:t>
+      </w:r>
+      <w:r>
+        <w:rPr>
+          <w:rFonts w:ascii="Calibri" w:hAnsi="Calibri" w:eastAsia="Calibri"/>
+          <w:b/>
+          <w:color w:val="2B2B2B"/>
+          <w:sz w:val="22"/>
+        </w:rPr>
+        <w:t>menor privilegio</w:t>
+      </w:r>
+      <w:r>
+        <w:rPr>
+          <w:rFonts w:ascii="Calibri" w:hAnsi="Calibri" w:eastAsia="Calibri"/>
+          <w:b w:val="0"/>
+          <w:color w:val="2B2B2B"/>
+          <w:sz w:val="22"/>
+        </w:rPr>
+        <w:t xml:space="preserve"> sobre un componente concreto, diciendo qué </w:t>
+      </w:r>
+      <w:r>
+        <w:rPr>
+          <w:rFonts w:ascii="Calibri" w:hAnsi="Calibri" w:eastAsia="Calibri"/>
+          <w:b/>
+          <w:color w:val="2B2B2B"/>
+          <w:sz w:val="22"/>
+        </w:rPr>
+        <w:t>deja de poder hacer</w:t>
+      </w:r>
+      <w:r>
+        <w:rPr>
+          <w:rFonts w:ascii="Calibri" w:hAnsi="Calibri" w:eastAsia="Calibri"/>
+          <w:b w:val="0"/>
+          <w:color w:val="2B2B2B"/>
+          <w:sz w:val="22"/>
+        </w:rPr>
+        <w:t>? (las dos mitades pesan igual)</w:t>
+      </w:r>
+    </w:p>
+    <w:p>
+      <w:pPr>
+        <w:pStyle w:val="ListBullet"/>
+        <w:spacing w:after="40"/>
+      </w:pPr>
+      <w:r>
+        <w:rPr>
+          <w:rFonts w:ascii="Calibri" w:hAnsi="Calibri" w:eastAsia="Calibri"/>
+          <w:b w:val="0"/>
+          <w:color w:val="2B2B2B"/>
+          <w:sz w:val="22"/>
+        </w:rPr>
+        <w:t xml:space="preserve">☐ ¿Dónde viven los secretos, y qué archivo se versiona </w:t>
+      </w:r>
+      <w:r>
+        <w:rPr>
+          <w:rFonts w:ascii="Calibri" w:hAnsi="Calibri" w:eastAsia="Calibri"/>
+          <w:b/>
+          <w:color w:val="2B2B2B"/>
+          <w:sz w:val="22"/>
+        </w:rPr>
+        <w:t>sin</w:t>
+      </w:r>
+      <w:r>
+        <w:rPr>
+          <w:rFonts w:ascii="Calibri" w:hAnsi="Calibri" w:eastAsia="Calibri"/>
+          <w:b w:val="0"/>
+          <w:color w:val="2B2B2B"/>
+          <w:sz w:val="22"/>
+        </w:rPr>
+        <w:t xml:space="preserve"> valores reales?</w:t>
+      </w:r>
+    </w:p>
+    <w:p>
+      <w:pPr>
+        <w:pStyle w:val="ListBullet"/>
+        <w:spacing w:after="40"/>
+      </w:pPr>
+      <w:r>
+        <w:rPr>
+          <w:rFonts w:ascii="Calibri" w:hAnsi="Calibri" w:eastAsia="Calibri"/>
+          <w:b w:val="0"/>
+          <w:color w:val="2B2B2B"/>
+          <w:sz w:val="22"/>
+        </w:rPr>
+        <w:t>☐ ¿«Quién los rota» es un rol responsable? «Se rotan automáticamente» no responde quién.</w:t>
+      </w:r>
+    </w:p>
+    <w:p>
+      <w:pPr>
+        <w:pStyle w:val="ListBullet"/>
+        <w:spacing w:after="40"/>
+      </w:pPr>
+      <w:r>
+        <w:rPr>
+          <w:rFonts w:ascii="Calibri" w:hAnsi="Calibri" w:eastAsia="Calibri"/>
+          <w:b w:val="0"/>
+          <w:color w:val="2B2B2B"/>
+          <w:sz w:val="22"/>
+        </w:rPr>
+        <w:t>☐ ¿«Cada cuánto» es un número o un evento del calendario? «Periódicamente» no es una frecuencia.</w:t>
+      </w:r>
+    </w:p>
+    <w:p>
+      <w:pPr>
+        <w:pStyle w:val="ListBullet"/>
+        <w:spacing w:after="40"/>
+      </w:pPr>
+      <w:r>
+        <w:rPr>
+          <w:rFonts w:ascii="Calibri" w:hAnsi="Calibri" w:eastAsia="Calibri"/>
+          <w:b w:val="0"/>
+          <w:color w:val="2B2B2B"/>
+          <w:sz w:val="22"/>
+        </w:rPr>
+        <w:t xml:space="preserve">☐ ¿Lo prohibido incluye el «Dockerfile», el «README» </w:t>
+      </w:r>
+      <w:r>
+        <w:rPr>
+          <w:rFonts w:ascii="Calibri" w:hAnsi="Calibri" w:eastAsia="Calibri"/>
+          <w:b/>
+          <w:color w:val="2B2B2B"/>
+          <w:sz w:val="22"/>
+        </w:rPr>
+        <w:t>y</w:t>
+      </w:r>
+      <w:r>
+        <w:rPr>
+          <w:rFonts w:ascii="Calibri" w:hAnsi="Calibri" w:eastAsia="Calibri"/>
+          <w:b w:val="0"/>
+          <w:color w:val="2B2B2B"/>
+          <w:sz w:val="22"/>
+        </w:rPr>
+        <w:t xml:space="preserve"> el YAML en claro?</w:t>
+      </w:r>
+    </w:p>
+    <w:p>
+      <w:pPr>
+        <w:pStyle w:val="ListBullet"/>
+        <w:spacing w:after="40"/>
+      </w:pPr>
+      <w:r>
+        <w:rPr>
+          <w:rFonts w:ascii="Calibri" w:hAnsi="Calibri" w:eastAsia="Calibri"/>
+          <w:b w:val="0"/>
+          <w:color w:val="2B2B2B"/>
+          <w:sz w:val="22"/>
+        </w:rPr>
+        <w:t xml:space="preserve">☐ ¿El primer paso ante una filtración es </w:t>
+      </w:r>
+      <w:r>
+        <w:rPr>
+          <w:rFonts w:ascii="Calibri" w:hAnsi="Calibri" w:eastAsia="Calibri"/>
+          <w:b/>
+          <w:color w:val="2B2B2B"/>
+          <w:sz w:val="22"/>
+        </w:rPr>
+        <w:t>rotar</w:t>
+      </w:r>
+      <w:r>
+        <w:rPr>
+          <w:rFonts w:ascii="Calibri" w:hAnsi="Calibri" w:eastAsia="Calibri"/>
+          <w:b w:val="0"/>
+          <w:color w:val="2B2B2B"/>
+          <w:sz w:val="22"/>
+        </w:rPr>
+        <w:t xml:space="preserve"> la credencial, y no borrar el commit?</w:t>
       </w:r>
     </w:p>
     <w:p>
@@ -477,7 +1864,7 @@
           <w:color w:val="095292"/>
           <w:sz w:val="24"/>
         </w:rPr>
-        <w:t>9. Entrega</w:t>
+        <w:t>10. Entrega</w:t>
       </w:r>
     </w:p>
     <w:p>
@@ -492,7 +1879,7 @@
           <w:color w:val="2B2B2B"/>
           <w:sz w:val="22"/>
         </w:rPr>
-        <w:t>Entrega en ExamLab (https://uniaj.examlab.workers.dev/ · módulo Talleres) · domingo 23:59 (regla del Acuerdo). Modalidad de trabajo: individual por defecto; el docente puede autorizar equipos de 2 o 3 y en ese caso el artefacto puede ser compartido, pero el envío en ExamLab es siempre individual (responde con tus propias palabras).</w:t>
+        <w:t>Entrega en ExamLab (https://uniaj.examlab.workers.dev/ · módulo Talleres). Las preguntas de hoy son parte de UNA sola actividad, compartida con las Clases 7, 8 y 10: se guarda el avance de hoy y la actividad se entrega completa el domingo 23:59 de la semana de la Clase 10. No hay entrega este domingo. Modalidad de trabajo: individual por defecto; el docente puede autorizar equipos de 2 o 3 y en ese caso el artefacto puede ser compartido, pero el envío en ExamLab es siempre individual (responde con tus propias palabras).</w:t>
       </w:r>
     </w:p>
     <w:p>
@@ -507,7 +1894,7 @@
           <w:color w:val="095292"/>
           <w:sz w:val="24"/>
         </w:rPr>
-        <w:t>10. Qué vas a resolver en ExamLab</w:t>
+        <w:t>11. Qué vas a resolver en ExamLab</w:t>
       </w:r>
     </w:p>
     <w:p>
@@ -537,7 +1924,7 @@
           <w:color w:val="2B2B2B"/>
           <w:sz w:val="22"/>
         </w:rPr>
-        <w:t>El taller se resuelve y se entrega en ExamLab (https://uniaj.examlab.workers.dev/), en el modulo Talleres. Son 3 preguntas y suman 23 puntos. Lo que sigue es lo que vas a encontrar en cada una, para que sepas de antemano en que forma se responde:</w:t>
+        <w:t>El taller se resuelve y se entrega en ExamLab (https://uniaj.examlab.workers.dev/), en el modulo Talleres. Son 3 preguntas y suman 25 puntos. Lo que sigue es lo que vas a encontrar en cada una, para que sepas de antemano en que forma se responde:</w:t>
       </w:r>
     </w:p>
     <w:p>
